--- a/downloads/workbook/bridge-week-06.docx
+++ b/downloads/workbook/bridge-week-06.docx
@@ -967,6 +967,178 @@
         <w:t>Project connection: For Python readiness before the Responsible Plant Classifier, retain a trace of the values, the predicted outputs and the changed-case explanation. Use actual Python 3 results to check the prediction after reasoning first.</w:t>
       </w:r>
     </w:p>
+    <w:p>
+      <w:pPr>
+        <w:pStyle w:val="Heading1"/>
+      </w:pPr>
+      <w:r>
+        <w:t>13. Project portfolio milestone</w:t>
+      </w:r>
+    </w:p>
+    <w:p>
+      <w:r>
+        <w:t>Project: Python readiness portfolio</w:t>
+      </w:r>
+    </w:p>
+    <w:p>
+      <w:r>
+        <w:t>Current milestone: Python readiness portfolio. Keep runnable code, predictions, actual outputs, one repaired error and an explanation of a function on changed inputs.</w:t>
+      </w:r>
+    </w:p>
+    <w:p>
+      <w:r>
+        <w:t>For Python readiness before the Responsible Plant Classifier, retain a trace of the values, the predicted outputs and the changed-case explanation. Use actual Python 3 results to check the prediction after reasoning first.</w:t>
+      </w:r>
+    </w:p>
+    <w:tbl>
+      <w:tblPr>
+        <w:tblStyle w:val="LightShading-Accent1"/>
+        <w:tblW w:type="auto" w:w="0"/>
+        <w:tblLook w:firstColumn="1" w:firstRow="1" w:lastColumn="0" w:lastRow="0" w:noHBand="0" w:noVBand="1" w:val="04A0"/>
+      </w:tblPr>
+      <w:tblGrid>
+        <w:gridCol w:w="5112"/>
+        <w:gridCol w:w="5112"/>
+      </w:tblGrid>
+      <w:tr>
+        <w:trPr>
+          <w:tblHeader/>
+        </w:trPr>
+        <w:tc>
+          <w:tcPr>
+            <w:tcW w:type="dxa" w:w="5112"/>
+          </w:tcPr>
+          <w:p>
+            <w:r>
+              <w:t>Evidence to keep</w:t>
+            </w:r>
+          </w:p>
+        </w:tc>
+        <w:tc>
+          <w:tcPr>
+            <w:tcW w:type="dxa" w:w="5112"/>
+          </w:tcPr>
+          <w:p>
+            <w:r>
+              <w:t>My record</w:t>
+            </w:r>
+          </w:p>
+        </w:tc>
+      </w:tr>
+      <w:tr>
+        <w:tc>
+          <w:tcPr>
+            <w:tcW w:type="dxa" w:w="5112"/>
+          </w:tcPr>
+          <w:p>
+            <w:r>
+              <w:t>This week’s input and deciding step</w:t>
+            </w:r>
+          </w:p>
+        </w:tc>
+        <w:tc>
+          <w:tcPr>
+            <w:tcW w:type="dxa" w:w="5112"/>
+          </w:tcPr>
+          <w:p>
+            <w:r/>
+          </w:p>
+        </w:tc>
+      </w:tr>
+      <w:tr>
+        <w:tc>
+          <w:tcPr>
+            <w:tcW w:type="dxa" w:w="5112"/>
+          </w:tcPr>
+          <w:p>
+            <w:r>
+              <w:t>Prediction and actual result (or labelled paper trace)</w:t>
+            </w:r>
+          </w:p>
+        </w:tc>
+        <w:tc>
+          <w:tcPr>
+            <w:tcW w:type="dxa" w:w="5112"/>
+          </w:tcPr>
+          <w:p>
+            <w:r/>
+          </w:p>
+        </w:tc>
+      </w:tr>
+      <w:tr>
+        <w:tc>
+          <w:tcPr>
+            <w:tcW w:type="dxa" w:w="5112"/>
+          </w:tcPr>
+          <w:p>
+            <w:r>
+              <w:t>One change since the previous checkpoint and why</w:t>
+            </w:r>
+          </w:p>
+        </w:tc>
+        <w:tc>
+          <w:tcPr>
+            <w:tcW w:type="dxa" w:w="5112"/>
+          </w:tcPr>
+          <w:p>
+            <w:r/>
+          </w:p>
+        </w:tc>
+      </w:tr>
+      <w:tr>
+        <w:tc>
+          <w:tcPr>
+            <w:tcW w:type="dxa" w:w="5112"/>
+          </w:tcPr>
+          <w:p>
+            <w:r>
+              <w:t>One error or limit and the next test</w:t>
+            </w:r>
+          </w:p>
+        </w:tc>
+        <w:tc>
+          <w:tcPr>
+            <w:tcW w:type="dxa" w:w="5112"/>
+          </w:tcPr>
+          <w:p>
+            <w:r/>
+          </w:p>
+        </w:tc>
+      </w:tr>
+    </w:tbl>
+    <w:p>
+      <w:pPr>
+        <w:pStyle w:val="Heading3"/>
+      </w:pPr>
+      <w:r>
+        <w:t>Explain what this week adds to your project. Reuse last week’s record rather than starting again.</w:t>
+      </w:r>
+    </w:p>
+    <w:p>
+      <w:r>
+        <w:t>________________________________________________________________</w:t>
+      </w:r>
+    </w:p>
+    <w:p>
+      <w:r>
+        <w:t>________________________________________________________________</w:t>
+      </w:r>
+    </w:p>
+    <w:p>
+      <w:r>
+        <w:t>________________________________________________________________</w:t>
+      </w:r>
+    </w:p>
+    <w:p>
+      <w:r>
+        <w:t>________________________________________________________________</w:t>
+      </w:r>
+    </w:p>
+    <w:p>
+      <w:r>
+        <w:t>________________________________________________________________</w:t>
+      </w:r>
+    </w:p>
     <w:sectPr>
       <w:pgSz w:w="12240" w:h="15840"/>
       <w:pgMar w:top="936" w:right="1008" w:bottom="936" w:left="1008" w:header="720" w:footer="720" w:gutter="0"/>

--- a/downloads/workbook/bridge-week-06.docx
+++ b/downloads/workbook/bridge-week-06.docx
@@ -1139,6 +1139,243 @@
         <w:t>________________________________________________________________</w:t>
       </w:r>
     </w:p>
+    <w:p>
+      <w:pPr>
+        <w:pStyle w:val="Heading1"/>
+      </w:pPr>
+      <w:r>
+        <w:t>14. Supported practice and learning evidence</w:t>
+      </w:r>
+    </w:p>
+    <w:p>
+      <w:r>
+        <w:t>Use this supported practice once, in the browser or on paper. Keep the reserved independent assessment for a separate first attempt before teacher feedback.</w:t>
+      </w:r>
+    </w:p>
+    <w:p>
+      <w:r>
+        <w:t>Accumulate a short range. A running total adds the integers visited by range(1,5).</w:t>
+      </w:r>
+    </w:p>
+    <w:p>
+      <w:pPr>
+        <w:pStyle w:val="Heading3"/>
+      </w:pPr>
+      <w:r>
+        <w:t>Practice 1: explain the deciding evidence</w:t>
+      </w:r>
+    </w:p>
+    <w:p>
+      <w:r>
+        <w:t>Which labelled step matches this detail? The final displayed value is 10.</w:t>
+      </w:r>
+    </w:p>
+    <w:p>
+      <w:r>
+        <w:t>1. Trace running total</w:t>
+      </w:r>
+    </w:p>
+    <w:p>
+      <w:r>
+        <w:t>2. Print after the loop</w:t>
+      </w:r>
+    </w:p>
+    <w:p>
+      <w:r>
+        <w:t>3. Visit the range</w:t>
+      </w:r>
+    </w:p>
+    <w:p>
+      <w:pPr>
+        <w:pStyle w:val="Heading3"/>
+      </w:pPr>
+      <w:r>
+        <w:t>My selected conclusion, deciding fact and explanation</w:t>
+      </w:r>
+    </w:p>
+    <w:p>
+      <w:r>
+        <w:t>________________________________________________________________</w:t>
+      </w:r>
+    </w:p>
+    <w:p>
+      <w:r>
+        <w:t>________________________________________________________________</w:t>
+      </w:r>
+    </w:p>
+    <w:p>
+      <w:r>
+        <w:t>________________________________________________________________</w:t>
+      </w:r>
+    </w:p>
+    <w:p>
+      <w:r>
+        <w:t>________________________________________________________________</w:t>
+      </w:r>
+    </w:p>
+    <w:p>
+      <w:r>
+        <w:t>________________________________________________________________</w:t>
+      </w:r>
+    </w:p>
+    <w:p>
+      <w:r>
+        <w:t>Hint if needed: Read the steps in the pictorial case. Match the supplied detail to the stage that performs or records it.</w:t>
+      </w:r>
+    </w:p>
+    <w:p>
+      <w:r>
+        <w:t>After your attempt, compare with the supported explanation: Print after the loop The final displayed value is 10. A loop repeats an operation for each visited value. A trace table distinguishes the current value from the accumulator; the range stop is not included.</w:t>
+      </w:r>
+    </w:p>
+    <w:p>
+      <w:pPr>
+        <w:pStyle w:val="Heading3"/>
+      </w:pPr>
+      <w:r>
+        <w:t>Practice 2: explain the deciding evidence</w:t>
+      </w:r>
+    </w:p>
+    <w:p>
+      <w:r>
+        <w:t>Changed-case practice: Replace range(1,5) with range(1,1). Which conclusion is supported by the supplied facts?</w:t>
+      </w:r>
+    </w:p>
+    <w:p>
+      <w:r>
+        <w:t>1. We can decide the result without examining the changed input or the procedure.</w:t>
+      </w:r>
+    </w:p>
+    <w:p>
+      <w:r>
+        <w:t>2. No values are visited and the final output is 0.</w:t>
+      </w:r>
+    </w:p>
+    <w:p>
+      <w:r>
+        <w:t>3. This one example guarantees correct results for every future input.</w:t>
+      </w:r>
+    </w:p>
+    <w:p>
+      <w:pPr>
+        <w:pStyle w:val="Heading3"/>
+      </w:pPr>
+      <w:r>
+        <w:t>My selected conclusion, deciding fact and explanation</w:t>
+      </w:r>
+    </w:p>
+    <w:p>
+      <w:r>
+        <w:t>________________________________________________________________</w:t>
+      </w:r>
+    </w:p>
+    <w:p>
+      <w:r>
+        <w:t>________________________________________________________________</w:t>
+      </w:r>
+    </w:p>
+    <w:p>
+      <w:r>
+        <w:t>________________________________________________________________</w:t>
+      </w:r>
+    </w:p>
+    <w:p>
+      <w:r>
+        <w:t>________________________________________________________________</w:t>
+      </w:r>
+    </w:p>
+    <w:p>
+      <w:r>
+        <w:t>________________________________________________________________</w:t>
+      </w:r>
+    </w:p>
+    <w:p>
+      <w:r>
+        <w:t>Hint if needed: Use the changed condition and the deciding step in the pictorial trace. The answer must say what follows from those facts.</w:t>
+      </w:r>
+    </w:p>
+    <w:p>
+      <w:r>
+        <w:t>After your attempt, compare with the supported explanation: No values are visited and the final output is 0. The accumulator starts at zero and an empty loop never changes it.</w:t>
+      </w:r>
+    </w:p>
+    <w:p>
+      <w:pPr>
+        <w:pStyle w:val="Heading3"/>
+      </w:pPr>
+      <w:r>
+        <w:t>Repair a missing building block</w:t>
+      </w:r>
+    </w:p>
+    <w:p>
+      <w:r>
+        <w:t>Review Branching and boundary tests (python-bridge/5). Goal: Trace the selected branch in an if elif else chain. Short practice: Trace -2, 4 and 5 through the branches. Explain why the negative check comes first and what label -2 gets if it is removed.. Return to this week and explain what you changed.</w:t>
+      </w:r>
+    </w:p>
+    <w:p>
+      <w:r>
+        <w:t>Review Expressions and operator order (python-bridge/3). Goal: Evaluate numeric expressions using Python’s grouping rules. Short practice: Trace the operation order in both expressions. Identify which picture step changes with parentheses and predict both results when the multiplier becomes four.. Return to this week and explain what you changed.</w:t>
+      </w:r>
+    </w:p>
+    <w:p>
+      <w:pPr>
+        <w:pStyle w:val="Heading3"/>
+      </w:pPr>
+      <w:r>
+        <w:t>Predict, run and debug</w:t>
+      </w:r>
+    </w:p>
+    <w:p>
+      <w:r>
+        <w:t>The browser lab lets you edit the supported Python examples already included in this lesson. Predict first, run, inspect the actual output or error, change one input, then run again. Keep code, predictions, actual results and a reasoned revision together. On paper, label your result as a trace rather than an execution.</w:t>
+      </w:r>
+    </w:p>
+    <w:p>
+      <w:pPr>
+        <w:pStyle w:val="Heading3"/>
+      </w:pPr>
+      <w:r>
+        <w:t>Keep your completed work</w:t>
+      </w:r>
+    </w:p>
+    <w:p>
+      <w:r>
+        <w:t>Use Download completed work in the hosted lesson to export your answers, reflections, practice feedback and code-run evidence. Open the HTML copy to read or print it. Drafts stay in this browser when storage is available; clear drafts on a shared device.</w:t>
+      </w:r>
+    </w:p>
+    <w:p>
+      <w:pPr>
+        <w:pStyle w:val="Heading3"/>
+      </w:pPr>
+      <w:r>
+        <w:t>What I repaired, the evidence I kept and the next test</w:t>
+      </w:r>
+    </w:p>
+    <w:p>
+      <w:r>
+        <w:t>________________________________________________________________</w:t>
+      </w:r>
+    </w:p>
+    <w:p>
+      <w:r>
+        <w:t>________________________________________________________________</w:t>
+      </w:r>
+    </w:p>
+    <w:p>
+      <w:r>
+        <w:t>________________________________________________________________</w:t>
+      </w:r>
+    </w:p>
+    <w:p>
+      <w:r>
+        <w:t>________________________________________________________________</w:t>
+      </w:r>
+    </w:p>
+    <w:p>
+      <w:r>
+        <w:t>________________________________________________________________</w:t>
+      </w:r>
+    </w:p>
     <w:sectPr>
       <w:pgSz w:w="12240" w:h="15840"/>
       <w:pgMar w:top="936" w:right="1008" w:bottom="936" w:left="1008" w:header="720" w:footer="720" w:gutter="0"/>

--- a/downloads/workbook/bridge-week-06.docx
+++ b/downloads/workbook/bridge-week-06.docx
@@ -30,6 +30,17 @@
     </w:p>
     <w:p>
       <w:r>
+        <w:t>Record your starting explanation for Loops and trace tables before opening notes. Show any later correction separately.</w:t>
+      </w:r>
+    </w:p>
+    <w:p>
+      <w:pPr>
+        <w:spacing w:line="336" w:lineRule="auto" w:after="180"/>
+      </w:pPr>
+      <w:r>
+        <w:rPr>
+          <w:b w:val="0"/>
+        </w:rPr>
         <w:t>Try the recall before opening notes. Then use a different colour or a labelled second line to correct your explanation.</w:t>
       </w:r>
     </w:p>
@@ -42,7 +53,13 @@
       </w:r>
     </w:p>
     <w:p>
-      <w:r>
+      <w:pPr>
+        <w:spacing w:line="336" w:lineRule="auto" w:after="180"/>
+      </w:pPr>
+      <w:r>
+        <w:rPr>
+          <w:b w:val="0"/>
+        </w:rPr>
         <w:t>Without opening the old lesson, explain one key idea from Branching and boundary tests. Give an example and a mistake that the idea helps you avoid.</w:t>
       </w:r>
     </w:p>
@@ -78,7 +95,13 @@
       </w:r>
     </w:p>
     <w:p>
-      <w:r>
+      <w:pPr>
+        <w:spacing w:line="336" w:lineRule="auto" w:after="180"/>
+      </w:pPr>
+      <w:r>
+        <w:rPr>
+          <w:b w:val="0"/>
+        </w:rPr>
         <w:t>Without opening the old lesson, explain one key idea from Expressions and operator order. Give an example and a mistake that the idea helps you avoid.</w:t>
       </w:r>
     </w:p>
@@ -115,7 +138,42 @@
     </w:p>
     <w:p>
       <w:r>
-        <w:t>Use W2: Trace before running for Loops and trace tables. Record the answer once; the lesson and workbook refer to the same attempt.</w:t>
+        <w:t>Complete the supported Loops and trace tables trace and record the first step you can explain without help.</w:t>
+      </w:r>
+    </w:p>
+    <w:p>
+      <w:pPr>
+        <w:spacing w:line="336" w:lineRule="auto" w:after="180"/>
+      </w:pPr>
+      <w:r>
+        <w:rPr>
+          <w:b w:val="0"/>
+        </w:rPr>
+        <w:t xml:space="preserve">Use W2: Trace before running for </w:t>
+      </w:r>
+      <w:r>
+        <w:rPr>
+          <w:b/>
+        </w:rPr>
+        <w:t>Loop</w:t>
+      </w:r>
+      <w:r>
+        <w:rPr>
+          <w:b w:val="0"/>
+        </w:rPr>
+        <w:t xml:space="preserve">s and </w:t>
+      </w:r>
+      <w:r>
+        <w:rPr>
+          <w:b/>
+        </w:rPr>
+        <w:t>trace table</w:t>
+      </w:r>
+      <w:r>
+        <w:rPr>
+          <w:b w:val="0"/>
+        </w:rPr>
+        <w:t>s. Record the answer once; the lesson and workbook refer to the same attempt.</w:t>
       </w:r>
     </w:p>
     <w:tbl>
@@ -243,7 +301,42 @@
     </w:p>
     <w:p>
       <w:r>
-        <w:t>Use the worked case for Loops and trace tables. Proposed explanation: “The stop value is included”. Decide whether this explanation is supported. Point to the step or supplied fact that decides; explain your repair if needed.</w:t>
+        <w:t>Check the proposed Loops and trace tables explanation against the supplied facts before discussing it.</w:t>
+      </w:r>
+    </w:p>
+    <w:p>
+      <w:pPr>
+        <w:spacing w:line="336" w:lineRule="auto" w:after="180"/>
+      </w:pPr>
+      <w:r>
+        <w:rPr>
+          <w:b w:val="0"/>
+        </w:rPr>
+        <w:t xml:space="preserve">Use the worked case for </w:t>
+      </w:r>
+      <w:r>
+        <w:rPr>
+          <w:b/>
+        </w:rPr>
+        <w:t>Loop</w:t>
+      </w:r>
+      <w:r>
+        <w:rPr>
+          <w:b w:val="0"/>
+        </w:rPr>
+        <w:t xml:space="preserve">s and </w:t>
+      </w:r>
+      <w:r>
+        <w:rPr>
+          <w:b/>
+        </w:rPr>
+        <w:t>trace table</w:t>
+      </w:r>
+      <w:r>
+        <w:rPr>
+          <w:b w:val="0"/>
+        </w:rPr>
+        <w:t>s. Proposed explanation: “The stop value is included”. Decide whether this explanation is supported. Point to the step or supplied fact that decides; explain your repair if needed.</w:t>
       </w:r>
     </w:p>
     <w:p>
@@ -283,6 +376,11 @@
       </w:r>
     </w:p>
     <w:p>
+      <w:r>
+        <w:t>Write one first attempt at the reserved independent case before feedback. Repeated copies of that case refer to the same recorded attempt.</w:t>
+      </w:r>
+    </w:p>
+    <w:p>
       <w:pPr>
         <w:pStyle w:val="Heading3"/>
       </w:pPr>
@@ -291,7 +389,13 @@
       </w:r>
     </w:p>
     <w:p>
-      <w:r>
+      <w:pPr>
+        <w:spacing w:line="336" w:lineRule="auto" w:after="180"/>
+      </w:pPr>
+      <w:r>
+        <w:rPr>
+          <w:b w:val="0"/>
+        </w:rPr>
         <w:t>List every value visited and each running total. Then predict the result for range(2,2).</w:t>
       </w:r>
     </w:p>
@@ -355,7 +459,13 @@
       </w:r>
     </w:p>
     <w:p>
-      <w:r>
+      <w:pPr>
+        <w:spacing w:line="336" w:lineRule="auto" w:after="180"/>
+      </w:pPr>
+      <w:r>
+        <w:rPr>
+          <w:b w:val="0"/>
+        </w:rPr>
         <w:t>Attempt this case before feedback. Record any help. Earlier examples below are further practice; a case already practised with feedback cannot establish fresh transfer.</w:t>
       </w:r>
     </w:p>
@@ -369,6 +479,18 @@
     </w:p>
     <w:p>
       <w:r>
+        <w:t>Explain the range. Apply the supplied Loops and trace tables facts and keep your reasoning.</w:t>
+      </w:r>
+    </w:p>
+    <w:p>
+      <w:pPr>
+        <w:spacing w:line="336" w:lineRule="auto" w:after="180"/>
+        <w:shd w:fill="F5F1FB"/>
+      </w:pPr>
+      <w:r>
+        <w:rPr>
+          <w:b w:val="0"/>
+        </w:rPr>
         <w:t>List the values supplied by range(2, 5) and explain why 5 is absent. How many times does its body run?</w:t>
       </w:r>
     </w:p>
@@ -420,7 +542,42 @@
     </w:p>
     <w:p>
       <w:r>
-        <w:t>Copy the worked script. Change the range to range(2, 5). Record turn, total before and total after each iteration. Predict the single output, then run and compare.</w:t>
+        <w:t>Trace before running. Apply the supplied Loops and trace tables facts and keep your reasoning.</w:t>
+      </w:r>
+    </w:p>
+    <w:p>
+      <w:pPr>
+        <w:spacing w:line="336" w:lineRule="auto" w:after="180"/>
+      </w:pPr>
+      <w:r>
+        <w:rPr>
+          <w:b w:val="0"/>
+        </w:rPr>
+        <w:t xml:space="preserve">Copy the worked script. Change the range to range(2, 5). Record turn, total before and total after each </w:t>
+      </w:r>
+      <w:r>
+        <w:rPr>
+          <w:b/>
+        </w:rPr>
+        <w:t>iteration</w:t>
+      </w:r>
+      <w:r>
+        <w:rPr>
+          <w:b w:val="0"/>
+        </w:rPr>
+        <w:t xml:space="preserve">. Predict the single </w:t>
+      </w:r>
+      <w:r>
+        <w:rPr>
+          <w:b/>
+        </w:rPr>
+        <w:t>output</w:t>
+      </w:r>
+      <w:r>
+        <w:rPr>
+          <w:b w:val="0"/>
+        </w:rPr>
+        <w:t>, then run and compare.</w:t>
       </w:r>
     </w:p>
     <w:p>
@@ -471,7 +628,30 @@
     </w:p>
     <w:p>
       <w:r>
-        <w:t>For the faulty script with range(1, 4), record total after each addition. Explain the wrong final output and remove only the faulty reset.</w:t>
+        <w:t>Repair the reset. Apply the supplied Loops and trace tables facts and keep your reasoning.</w:t>
+      </w:r>
+    </w:p>
+    <w:p>
+      <w:pPr>
+        <w:spacing w:line="336" w:lineRule="auto" w:after="180"/>
+      </w:pPr>
+      <w:r>
+        <w:rPr>
+          <w:b w:val="0"/>
+        </w:rPr>
+        <w:t xml:space="preserve">For the faulty script with range(1, 4), record total after each addition. Explain the wrong final </w:t>
+      </w:r>
+      <w:r>
+        <w:rPr>
+          <w:b/>
+        </w:rPr>
+        <w:t>output</w:t>
+      </w:r>
+      <w:r>
+        <w:rPr>
+          <w:b w:val="0"/>
+        </w:rPr>
+        <w:t xml:space="preserve"> and remove only the faulty reset.</w:t>
       </w:r>
     </w:p>
     <w:p>
@@ -522,7 +702,41 @@
     </w:p>
     <w:p>
       <w:r>
-        <w:t>A box starts with 5 counters. Each round adds 2 counters. Use rounds = 3, an initialized total and for turn in range(rounds). Print the final total once after the loop. Trace the totals and predict fresh runs with rounds 0, 1 and 3. Assume rounds is a nonnegative integer.</w:t>
+        <w:t>Attempt before feedback. If this repeats the selected independent case, reuse that first attempt; otherwise keep a separate record. Build a repeated addition independently. Apply the supplied Loops and trace tables facts and keep your reasoning.</w:t>
+      </w:r>
+    </w:p>
+    <w:p>
+      <w:pPr>
+        <w:spacing w:line="336" w:lineRule="auto" w:after="180"/>
+      </w:pPr>
+      <w:r>
+        <w:rPr>
+          <w:b w:val="0"/>
+        </w:rPr>
+        <w:t xml:space="preserve">A box starts with 5 counters. Each round adds 2 counters. Use rounds = 3, an initialized total and for turn in range(rounds). Print the final total once after the </w:t>
+      </w:r>
+      <w:r>
+        <w:rPr>
+          <w:b/>
+        </w:rPr>
+        <w:t>loop</w:t>
+      </w:r>
+      <w:r>
+        <w:rPr>
+          <w:b w:val="0"/>
+        </w:rPr>
+        <w:t>.</w:t>
+      </w:r>
+    </w:p>
+    <w:p>
+      <w:pPr>
+        <w:spacing w:line="336" w:lineRule="auto" w:after="180"/>
+      </w:pPr>
+      <w:r>
+        <w:rPr>
+          <w:b w:val="0"/>
+        </w:rPr>
+        <w:t>Trace the totals and predict fresh runs with rounds 0, 1 and 3. Assume rounds is a nonnegative integer.</w:t>
       </w:r>
     </w:p>
     <w:p>
@@ -583,7 +797,30 @@
     </w:p>
     <w:p>
       <w:r>
-        <w:t>In your counter script, range(-2) performs no iterations. Does returning the initial 5 make negative rounds valid? Explain what the script checks and what it assumes.</w:t>
+        <w:t>Check a contract limitation. Apply the supplied Loops and trace tables facts and keep your reasoning.</w:t>
+      </w:r>
+    </w:p>
+    <w:p>
+      <w:pPr>
+        <w:spacing w:line="336" w:lineRule="auto" w:after="180"/>
+      </w:pPr>
+      <w:r>
+        <w:rPr>
+          <w:b w:val="0"/>
+        </w:rPr>
+        <w:t xml:space="preserve">In your counter script, range(-2) performs no </w:t>
+      </w:r>
+      <w:r>
+        <w:rPr>
+          <w:b/>
+        </w:rPr>
+        <w:t>iteration</w:t>
+      </w:r>
+      <w:r>
+        <w:rPr>
+          <w:b w:val="0"/>
+        </w:rPr>
+        <w:t>s. Does returning the initial 5 make negative rounds valid? Explain what the script checks and what it assumes.</w:t>
       </w:r>
     </w:p>
     <w:p>
@@ -634,7 +871,113 @@
     </w:p>
     <w:p>
       <w:r>
-        <w:t>Add a labelled loops and trace tables evidence sheet to Python readiness portfolio. Show how you can trace variable values before and after each loop iteration. Use the supplied fictional case and keep its inputs, intermediate steps, calculation or prediction, and limitation. Connect this record to last week’s record; a matching answer without a trace is insufficient.</w:t>
+        <w:t>Connect Loops and trace tables to Python readiness portfolio, identify a limit and choose the next useful test.</w:t>
+      </w:r>
+    </w:p>
+    <w:p>
+      <w:pPr>
+        <w:spacing w:line="336" w:lineRule="auto" w:after="180"/>
+      </w:pPr>
+      <w:r>
+        <w:rPr>
+          <w:b w:val="0"/>
+        </w:rPr>
+        <w:t xml:space="preserve">Add a labelled </w:t>
+      </w:r>
+      <w:r>
+        <w:rPr>
+          <w:b/>
+        </w:rPr>
+        <w:t>loop</w:t>
+      </w:r>
+      <w:r>
+        <w:rPr>
+          <w:b w:val="0"/>
+        </w:rPr>
+        <w:t xml:space="preserve">s and </w:t>
+      </w:r>
+      <w:r>
+        <w:rPr>
+          <w:b/>
+        </w:rPr>
+        <w:t>trace table</w:t>
+      </w:r>
+      <w:r>
+        <w:rPr>
+          <w:b w:val="0"/>
+        </w:rPr>
+        <w:t xml:space="preserve">s </w:t>
+      </w:r>
+      <w:r>
+        <w:rPr>
+          <w:b/>
+        </w:rPr>
+        <w:t>evidence</w:t>
+      </w:r>
+      <w:r>
+        <w:rPr>
+          <w:b w:val="0"/>
+        </w:rPr>
+        <w:t xml:space="preserve"> sheet to Python readiness portfolio. Show how you can trace variable values before and after each </w:t>
+      </w:r>
+      <w:r>
+        <w:rPr>
+          <w:b/>
+        </w:rPr>
+        <w:t>loop</w:t>
+      </w:r>
+      <w:r>
+        <w:rPr>
+          <w:b w:val="0"/>
+        </w:rPr>
+        <w:t xml:space="preserve"> </w:t>
+      </w:r>
+      <w:r>
+        <w:rPr>
+          <w:b/>
+        </w:rPr>
+        <w:t>iteration</w:t>
+      </w:r>
+      <w:r>
+        <w:rPr>
+          <w:b w:val="0"/>
+        </w:rPr>
+        <w:t>.</w:t>
+      </w:r>
+    </w:p>
+    <w:p>
+      <w:pPr>
+        <w:spacing w:line="336" w:lineRule="auto" w:after="180"/>
+      </w:pPr>
+      <w:r>
+        <w:rPr>
+          <w:b w:val="0"/>
+        </w:rPr>
+        <w:t xml:space="preserve">Use the supplied fictional case and keep its </w:t>
+      </w:r>
+      <w:r>
+        <w:rPr>
+          <w:b/>
+        </w:rPr>
+        <w:t>input</w:t>
+      </w:r>
+      <w:r>
+        <w:rPr>
+          <w:b w:val="0"/>
+        </w:rPr>
+        <w:t xml:space="preserve">s, intermediate steps, calculation or </w:t>
+      </w:r>
+      <w:r>
+        <w:rPr>
+          <w:b/>
+        </w:rPr>
+        <w:t>prediction</w:t>
+      </w:r>
+      <w:r>
+        <w:rPr>
+          <w:b w:val="0"/>
+        </w:rPr>
+        <w:t>, and limitation. Connect this record to last week’s record; a matching answer without a trace is insufficient.</w:t>
       </w:r>
     </w:p>
     <w:p>
@@ -681,6 +1024,11 @@
       </w:pPr>
       <w:r>
         <w:t>11. Feedback, return check and learning record</w:t>
+      </w:r>
+    </w:p>
+    <w:p>
+      <w:r>
+        <w:t>Record the first repaired step and a different case to revisit after a delay.</w:t>
       </w:r>
     </w:p>
     <w:tbl>
@@ -820,7 +1168,13 @@
       </w:tr>
     </w:tbl>
     <w:p>
-      <w:r>
+      <w:pPr>
+        <w:spacing w:line="336" w:lineRule="auto" w:after="180"/>
+      </w:pPr>
+      <w:r>
+        <w:rPr>
+          <w:b w:val="0"/>
+        </w:rPr>
         <w:t>Revisit this idea with your teacher after a delay. Familiarity is different from explaining and using it on a changed case.</w:t>
       </w:r>
     </w:p>
@@ -834,12 +1188,41 @@
     </w:p>
     <w:p>
       <w:r>
-        <w:t>Accumulate a short range. A running total adds the integers visited by range(1,5).</w:t>
+        <w:t>Accumulate a short range. A running total adds the integers visited by range(1,5). Explain the labelled step before checking the changed condition.</w:t>
       </w:r>
     </w:p>
     <w:p>
-      <w:r>
-        <w:t>Python 3: total=0; for value in range(1,5): total+=value; print(total). The print is after the loop.</w:t>
+      <w:pPr>
+        <w:spacing w:line="336" w:lineRule="auto" w:after="180"/>
+      </w:pPr>
+      <w:r>
+        <w:rPr>
+          <w:b w:val="0"/>
+        </w:rPr>
+        <w:t>Accumulate a short range. A running total adds the integers visited by range(1,5).</w:t>
+      </w:r>
+    </w:p>
+    <w:p>
+      <w:pPr>
+        <w:spacing w:line="336" w:lineRule="auto" w:after="180"/>
+      </w:pPr>
+      <w:r>
+        <w:rPr>
+          <w:b w:val="0"/>
+        </w:rPr>
+        <w:t xml:space="preserve">Python 3: total=0; for value in range(1,5): total+=value; print(total). The print is after the </w:t>
+      </w:r>
+      <w:r>
+        <w:rPr>
+          <w:b/>
+        </w:rPr>
+        <w:t>loop</w:t>
+      </w:r>
+      <w:r>
+        <w:rPr>
+          <w:b w:val="0"/>
+        </w:rPr>
+        <w:t>.</w:t>
       </w:r>
     </w:p>
     <w:p>
@@ -915,7 +1298,13 @@
       </w:r>
     </w:p>
     <w:p>
-      <w:r>
+      <w:pPr>
+        <w:spacing w:line="336" w:lineRule="auto" w:after="180"/>
+      </w:pPr>
+      <w:r>
+        <w:rPr>
+          <w:b w:val="0"/>
+        </w:rPr>
         <w:t>List the four visited values and their running totals. Explain why 5 is absent and what prints for range(1,1).</w:t>
       </w:r>
     </w:p>
@@ -958,13 +1347,81 @@
       </w:r>
     </w:p>
     <w:p>
-      <w:r>
-        <w:t>Support used: alone / hint / worked example. This record is practice evidence.</w:t>
+      <w:pPr>
+        <w:pStyle w:val="Heading3"/>
+      </w:pPr>
+      <w:r>
+        <w:t>Record the help used</w:t>
       </w:r>
     </w:p>
     <w:p>
-      <w:r>
-        <w:t>Project connection: For Python readiness before the Responsible Plant Classifier, retain a trace of the values, the predicted outputs and the changed-case explanation. Use actual Python 3 results to check the prediction after reasoning first.</w:t>
+      <w:pPr>
+        <w:spacing w:line="336" w:lineRule="auto" w:after="180"/>
+        <w:shd w:fill="F1F6F8"/>
+      </w:pPr>
+      <w:r>
+        <w:rPr>
+          <w:b w:val="0"/>
+        </w:rPr>
+        <w:t xml:space="preserve">Support used: alone / hint / worked example. This record is practice </w:t>
+      </w:r>
+      <w:r>
+        <w:rPr>
+          <w:b/>
+        </w:rPr>
+        <w:t>evidence</w:t>
+      </w:r>
+      <w:r>
+        <w:rPr>
+          <w:b w:val="0"/>
+        </w:rPr>
+        <w:t>.</w:t>
+      </w:r>
+    </w:p>
+    <w:p>
+      <w:pPr>
+        <w:spacing w:line="336" w:lineRule="auto" w:after="180"/>
+      </w:pPr>
+      <w:r>
+        <w:rPr>
+          <w:b w:val="0"/>
+        </w:rPr>
+        <w:t xml:space="preserve">Project connection: For Python readiness before the Responsible Plant Classifier, retain a trace of the values, the predicted </w:t>
+      </w:r>
+      <w:r>
+        <w:rPr>
+          <w:b/>
+        </w:rPr>
+        <w:t>output</w:t>
+      </w:r>
+      <w:r>
+        <w:rPr>
+          <w:b w:val="0"/>
+        </w:rPr>
+        <w:t>s and the changed-case explanation.</w:t>
+      </w:r>
+    </w:p>
+    <w:p>
+      <w:pPr>
+        <w:spacing w:line="336" w:lineRule="auto" w:after="180"/>
+      </w:pPr>
+      <w:r>
+        <w:rPr>
+          <w:b w:val="0"/>
+        </w:rPr>
+        <w:t xml:space="preserve">Use actual Python 3 results to check the </w:t>
+      </w:r>
+      <w:r>
+        <w:rPr>
+          <w:b/>
+        </w:rPr>
+        <w:t>prediction</w:t>
+      </w:r>
+      <w:r>
+        <w:rPr>
+          <w:b w:val="0"/>
+        </w:rPr>
+        <w:t xml:space="preserve"> after reasoning first.</w:t>
       </w:r>
     </w:p>
     <w:p>
@@ -977,17 +1434,100 @@
     </w:p>
     <w:p>
       <w:r>
-        <w:t>Project: Python readiness portfolio</w:t>
+        <w:t>Keep this week’s input, deciding step, result and limit together in the Python readiness portfolio record.</w:t>
       </w:r>
     </w:p>
     <w:p>
-      <w:r>
-        <w:t>Current milestone: Python readiness portfolio. Keep runnable code, predictions, actual outputs, one repaired error and an explanation of a function on changed inputs.</w:t>
+      <w:pPr>
+        <w:spacing w:line="336" w:lineRule="auto" w:after="180"/>
+      </w:pPr>
+      <w:r>
+        <w:rPr>
+          <w:b w:val="0"/>
+        </w:rPr>
+        <w:t>Project: Python readiness portfolio</w:t>
       </w:r>
     </w:p>
     <w:p>
-      <w:r>
-        <w:t>For Python readiness before the Responsible Plant Classifier, retain a trace of the values, the predicted outputs and the changed-case explanation. Use actual Python 3 results to check the prediction after reasoning first.</w:t>
+      <w:pPr>
+        <w:spacing w:line="336" w:lineRule="auto" w:after="180"/>
+      </w:pPr>
+      <w:r>
+        <w:rPr>
+          <w:b w:val="0"/>
+        </w:rPr>
+        <w:t xml:space="preserve">Current milestone: Python readiness portfolio. Keep runnable code, </w:t>
+      </w:r>
+      <w:r>
+        <w:rPr>
+          <w:b/>
+        </w:rPr>
+        <w:t>prediction</w:t>
+      </w:r>
+      <w:r>
+        <w:rPr>
+          <w:b w:val="0"/>
+        </w:rPr>
+        <w:t xml:space="preserve">s, actual </w:t>
+      </w:r>
+      <w:r>
+        <w:rPr>
+          <w:b/>
+        </w:rPr>
+        <w:t>output</w:t>
+      </w:r>
+      <w:r>
+        <w:rPr>
+          <w:b w:val="0"/>
+        </w:rPr>
+        <w:t xml:space="preserve">s, one repaired error and an explanation of a function on changed </w:t>
+      </w:r>
+      <w:r>
+        <w:rPr>
+          <w:b/>
+        </w:rPr>
+        <w:t>input</w:t>
+      </w:r>
+      <w:r>
+        <w:rPr>
+          <w:b w:val="0"/>
+        </w:rPr>
+        <w:t>s.</w:t>
+      </w:r>
+    </w:p>
+    <w:p>
+      <w:pPr>
+        <w:spacing w:line="336" w:lineRule="auto" w:after="180"/>
+      </w:pPr>
+      <w:r>
+        <w:rPr>
+          <w:b w:val="0"/>
+        </w:rPr>
+        <w:t xml:space="preserve">For Python readiness before the Responsible Plant Classifier, retain a trace of the values, the predicted </w:t>
+      </w:r>
+      <w:r>
+        <w:rPr>
+          <w:b/>
+        </w:rPr>
+        <w:t>output</w:t>
+      </w:r>
+      <w:r>
+        <w:rPr>
+          <w:b w:val="0"/>
+        </w:rPr>
+        <w:t xml:space="preserve">s and the changed-case explanation. Use actual Python 3 results to check the </w:t>
+      </w:r>
+      <w:r>
+        <w:rPr>
+          <w:b/>
+        </w:rPr>
+        <w:t>prediction</w:t>
+      </w:r>
+      <w:r>
+        <w:rPr>
+          <w:b w:val="0"/>
+        </w:rPr>
+        <w:t xml:space="preserve"> after reasoning first.</w:t>
       </w:r>
     </w:p>
     <w:tbl>
@@ -1149,11 +1689,28 @@
     </w:p>
     <w:p>
       <w:r>
-        <w:t>Use this supported practice once, in the browser or on paper. Keep the reserved independent assessment for a separate first attempt before teacher feedback.</w:t>
+        <w:t>Try the supported questions before comparing with hints and feedback. Record what you repaired and the evidence you retained.</w:t>
       </w:r>
     </w:p>
     <w:p>
-      <w:r>
+      <w:pPr>
+        <w:spacing w:line="336" w:lineRule="auto" w:after="180"/>
+      </w:pPr>
+      <w:r>
+        <w:rPr>
+          <w:b w:val="0"/>
+        </w:rPr>
+        <w:t>Use this supported practice once, in the browser or on paper. Keep the reserved independent assessment for a separate first attempt before teacher feedback.</w:t>
+      </w:r>
+    </w:p>
+    <w:p>
+      <w:pPr>
+        <w:spacing w:line="336" w:lineRule="auto" w:after="180"/>
+      </w:pPr>
+      <w:r>
+        <w:rPr>
+          <w:b w:val="0"/>
+        </w:rPr>
         <w:t>Accumulate a short range. A running total adds the integers visited by range(1,5).</w:t>
       </w:r>
     </w:p>
@@ -1166,22 +1723,55 @@
       </w:r>
     </w:p>
     <w:p>
-      <w:r>
+      <w:pPr>
+        <w:spacing w:line="336" w:lineRule="auto" w:after="180"/>
+      </w:pPr>
+      <w:r>
+        <w:rPr>
+          <w:b w:val="0"/>
+        </w:rPr>
         <w:t>Which labelled step matches this detail? The final displayed value is 10.</w:t>
       </w:r>
     </w:p>
     <w:p>
-      <w:r>
+      <w:pPr>
+        <w:spacing w:line="336" w:lineRule="auto" w:after="180"/>
+        <w:shd w:fill="F4F9FC"/>
+      </w:pPr>
+      <w:r>
+        <w:rPr>
+          <w:b w:val="0"/>
+        </w:rPr>
         <w:t>1. Trace running total</w:t>
       </w:r>
     </w:p>
     <w:p>
-      <w:r>
-        <w:t>2. Print after the loop</w:t>
+      <w:pPr>
+        <w:spacing w:line="336" w:lineRule="auto" w:after="180"/>
+        <w:shd w:fill="F4F9FC"/>
+      </w:pPr>
+      <w:r>
+        <w:rPr>
+          <w:b w:val="0"/>
+        </w:rPr>
+        <w:t xml:space="preserve">2. Print after the </w:t>
+      </w:r>
+      <w:r>
+        <w:rPr>
+          <w:b/>
+        </w:rPr>
+        <w:t>loop</w:t>
       </w:r>
     </w:p>
     <w:p>
-      <w:r>
+      <w:pPr>
+        <w:spacing w:line="336" w:lineRule="auto" w:after="180"/>
+        <w:shd w:fill="F4F9FC"/>
+      </w:pPr>
+      <w:r>
+        <w:rPr>
+          <w:b w:val="0"/>
+        </w:rPr>
         <w:t>3. Visit the range</w:t>
       </w:r>
     </w:p>
@@ -1219,13 +1809,23 @@
       </w:r>
     </w:p>
     <w:p>
-      <w:r>
-        <w:t>Hint if needed: Read the steps in the pictorial case. Match the supplied detail to the stage that performs or records it.</w:t>
+      <w:pPr>
+        <w:pStyle w:val="Heading3"/>
+      </w:pPr>
+      <w:r>
+        <w:t>Hint · try first</w:t>
       </w:r>
     </w:p>
     <w:p>
-      <w:r>
-        <w:t>After your attempt, compare with the supported explanation: Print after the loop The final displayed value is 10. A loop repeats an operation for each visited value. A trace table distinguishes the current value from the accumulator; the range stop is not included.</w:t>
+      <w:pPr>
+        <w:spacing w:line="336" w:lineRule="auto" w:after="180"/>
+        <w:shd w:fill="F1F6F8"/>
+      </w:pPr>
+      <w:r>
+        <w:rPr>
+          <w:b w:val="0"/>
+        </w:rPr>
+        <w:t>Hint if needed: Read the steps in the pictorial case. Match the supplied detail to the stage that performs or records it.</w:t>
       </w:r>
     </w:p>
     <w:p>
@@ -1233,27 +1833,79 @@
         <w:pStyle w:val="Heading3"/>
       </w:pPr>
       <w:r>
-        <w:t>Practice 2: explain the deciding evidence</w:t>
+        <w:t>Feedback · compare after trying</w:t>
       </w:r>
     </w:p>
     <w:p>
-      <w:r>
-        <w:t>Changed-case practice: Replace range(1,5) with range(1,1). Which conclusion is supported by the supplied facts?</w:t>
+      <w:pPr>
+        <w:spacing w:line="336" w:lineRule="auto" w:after="180"/>
+        <w:shd w:fill="F1F6FC"/>
+      </w:pPr>
+      <w:r>
+        <w:rPr>
+          <w:b w:val="0"/>
+        </w:rPr>
+        <w:t xml:space="preserve">After your attempt, compare with the supported explanation: Print after the </w:t>
+      </w:r>
+      <w:r>
+        <w:rPr>
+          <w:b/>
+        </w:rPr>
+        <w:t>loop</w:t>
+      </w:r>
+      <w:r>
+        <w:rPr>
+          <w:b w:val="0"/>
+        </w:rPr>
+        <w:t xml:space="preserve"> The final displayed value is 10. A </w:t>
+      </w:r>
+      <w:r>
+        <w:rPr>
+          <w:b/>
+        </w:rPr>
+        <w:t>loop</w:t>
+      </w:r>
+      <w:r>
+        <w:rPr>
+          <w:b w:val="0"/>
+        </w:rPr>
+        <w:t xml:space="preserve"> repeats an operation for each visited value.</w:t>
       </w:r>
     </w:p>
     <w:p>
-      <w:r>
-        <w:t>1. We can decide the result without examining the changed input or the procedure.</w:t>
-      </w:r>
-    </w:p>
-    <w:p>
-      <w:r>
-        <w:t>2. No values are visited and the final output is 0.</w:t>
-      </w:r>
-    </w:p>
-    <w:p>
-      <w:r>
-        <w:t>3. This one example guarantees correct results for every future input.</w:t>
+      <w:pPr>
+        <w:spacing w:line="336" w:lineRule="auto" w:after="180"/>
+        <w:shd w:fill="F1F6FC"/>
+      </w:pPr>
+      <w:r>
+        <w:rPr>
+          <w:b w:val="0"/>
+        </w:rPr>
+        <w:t xml:space="preserve">A </w:t>
+      </w:r>
+      <w:r>
+        <w:rPr>
+          <w:b/>
+        </w:rPr>
+        <w:t>trace table</w:t>
+      </w:r>
+      <w:r>
+        <w:rPr>
+          <w:b w:val="0"/>
+        </w:rPr>
+        <w:t xml:space="preserve"> distinguishes the current value from the </w:t>
+      </w:r>
+      <w:r>
+        <w:rPr>
+          <w:b/>
+        </w:rPr>
+        <w:t>accumulator</w:t>
+      </w:r>
+      <w:r>
+        <w:rPr>
+          <w:b w:val="0"/>
+        </w:rPr>
+        <w:t>; the range stop is not included.</w:t>
       </w:r>
     </w:p>
     <w:p>
@@ -1261,42 +1913,7 @@
         <w:pStyle w:val="Heading3"/>
       </w:pPr>
       <w:r>
-        <w:t>My selected conclusion, deciding fact and explanation</w:t>
-      </w:r>
-    </w:p>
-    <w:p>
-      <w:r>
-        <w:t>________________________________________________________________</w:t>
-      </w:r>
-    </w:p>
-    <w:p>
-      <w:r>
-        <w:t>________________________________________________________________</w:t>
-      </w:r>
-    </w:p>
-    <w:p>
-      <w:r>
-        <w:t>________________________________________________________________</w:t>
-      </w:r>
-    </w:p>
-    <w:p>
-      <w:r>
-        <w:t>________________________________________________________________</w:t>
-      </w:r>
-    </w:p>
-    <w:p>
-      <w:r>
-        <w:t>________________________________________________________________</w:t>
-      </w:r>
-    </w:p>
-    <w:p>
-      <w:r>
-        <w:t>Hint if needed: Use the changed condition and the deciding step in the pictorial trace. The answer must say what follows from those facts.</w:t>
-      </w:r>
-    </w:p>
-    <w:p>
-      <w:r>
-        <w:t>After your attempt, compare with the supported explanation: No values are visited and the final output is 0. The accumulator starts at zero and an empty loop never changes it.</w:t>
+        <w:t>Practice 2: explain the deciding evidence</w:t>
       </w:r>
     </w:p>
     <w:p>
@@ -1304,17 +1921,91 @@
         <w:pStyle w:val="Heading3"/>
       </w:pPr>
       <w:r>
-        <w:t>Repair a missing building block</w:t>
+        <w:t>Changed case · predict first</w:t>
       </w:r>
     </w:p>
     <w:p>
-      <w:r>
-        <w:t>Review Branching and boundary tests (python-bridge/5). Goal: Trace the selected branch in an if elif else chain. Short practice: Trace -2, 4 and 5 through the branches. Explain why the negative check comes first and what label -2 gets if it is removed.. Return to this week and explain what you changed.</w:t>
+      <w:pPr>
+        <w:spacing w:line="336" w:lineRule="auto" w:after="180"/>
+        <w:shd w:fill="F5F1FB"/>
+      </w:pPr>
+      <w:r>
+        <w:rPr>
+          <w:b w:val="0"/>
+        </w:rPr>
+        <w:t>Changed-case practice: Replace range(1,5) with range(1,1). Which conclusion is supported by the supplied facts?</w:t>
       </w:r>
     </w:p>
     <w:p>
-      <w:r>
-        <w:t>Review Expressions and operator order (python-bridge/3). Goal: Evaluate numeric expressions using Python’s grouping rules. Short practice: Trace the operation order in both expressions. Identify which picture step changes with parentheses and predict both results when the multiplier becomes four.. Return to this week and explain what you changed.</w:t>
+      <w:pPr>
+        <w:spacing w:line="336" w:lineRule="auto" w:after="180"/>
+        <w:shd w:fill="F4F9FC"/>
+      </w:pPr>
+      <w:r>
+        <w:rPr>
+          <w:b w:val="0"/>
+        </w:rPr>
+        <w:t xml:space="preserve">1. We can decide the result without examining the changed </w:t>
+      </w:r>
+      <w:r>
+        <w:rPr>
+          <w:b/>
+        </w:rPr>
+        <w:t>input</w:t>
+      </w:r>
+      <w:r>
+        <w:rPr>
+          <w:b w:val="0"/>
+        </w:rPr>
+        <w:t xml:space="preserve"> or the procedure.</w:t>
+      </w:r>
+    </w:p>
+    <w:p>
+      <w:pPr>
+        <w:spacing w:line="336" w:lineRule="auto" w:after="180"/>
+        <w:shd w:fill="F4F9FC"/>
+      </w:pPr>
+      <w:r>
+        <w:rPr>
+          <w:b w:val="0"/>
+        </w:rPr>
+        <w:t xml:space="preserve">2. No values are visited and the final </w:t>
+      </w:r>
+      <w:r>
+        <w:rPr>
+          <w:b/>
+        </w:rPr>
+        <w:t>output</w:t>
+      </w:r>
+      <w:r>
+        <w:rPr>
+          <w:b w:val="0"/>
+        </w:rPr>
+        <w:t xml:space="preserve"> is 0.</w:t>
+      </w:r>
+    </w:p>
+    <w:p>
+      <w:pPr>
+        <w:spacing w:line="336" w:lineRule="auto" w:after="180"/>
+        <w:shd w:fill="F4F9FC"/>
+      </w:pPr>
+      <w:r>
+        <w:rPr>
+          <w:b w:val="0"/>
+        </w:rPr>
+        <w:t xml:space="preserve">3. This one example guarantees correct results for every future </w:t>
+      </w:r>
+      <w:r>
+        <w:rPr>
+          <w:b/>
+        </w:rPr>
+        <w:t>input</w:t>
+      </w:r>
+      <w:r>
+        <w:rPr>
+          <w:b w:val="0"/>
+        </w:rPr>
+        <w:t>.</w:t>
       </w:r>
     </w:p>
     <w:p>
@@ -1322,12 +2013,32 @@
         <w:pStyle w:val="Heading3"/>
       </w:pPr>
       <w:r>
-        <w:t>Predict, run and debug</w:t>
+        <w:t>My selected conclusion, deciding fact and explanation</w:t>
       </w:r>
     </w:p>
     <w:p>
       <w:r>
-        <w:t>The browser lab lets you edit the supported Python examples already included in this lesson. Predict first, run, inspect the actual output or error, change one input, then run again. Keep code, predictions, actual results and a reasoned revision together. On paper, label your result as a trace rather than an execution.</w:t>
+        <w:t>________________________________________________________________</w:t>
+      </w:r>
+    </w:p>
+    <w:p>
+      <w:r>
+        <w:t>________________________________________________________________</w:t>
+      </w:r>
+    </w:p>
+    <w:p>
+      <w:r>
+        <w:t>________________________________________________________________</w:t>
+      </w:r>
+    </w:p>
+    <w:p>
+      <w:r>
+        <w:t>________________________________________________________________</w:t>
+      </w:r>
+    </w:p>
+    <w:p>
+      <w:r>
+        <w:t>________________________________________________________________</w:t>
       </w:r>
     </w:p>
     <w:p>
@@ -1335,12 +2046,19 @@
         <w:pStyle w:val="Heading3"/>
       </w:pPr>
       <w:r>
-        <w:t>Keep your completed work</w:t>
+        <w:t>Hint · try first</w:t>
       </w:r>
     </w:p>
     <w:p>
-      <w:r>
-        <w:t>Use Download completed work in the hosted lesson to export your answers, reflections, practice feedback and code-run evidence. Open the HTML copy to read or print it. Drafts stay in this browser when storage is available; clear drafts on a shared device.</w:t>
+      <w:pPr>
+        <w:spacing w:line="336" w:lineRule="auto" w:after="180"/>
+        <w:shd w:fill="F1F6F8"/>
+      </w:pPr>
+      <w:r>
+        <w:rPr>
+          <w:b w:val="0"/>
+        </w:rPr>
+        <w:t>Hint if needed: Use the changed condition and the deciding step in the pictorial trace. The answer must say what follows from those facts.</w:t>
       </w:r>
     </w:p>
     <w:p>
@@ -1348,12 +2066,1035 @@
         <w:pStyle w:val="Heading3"/>
       </w:pPr>
       <w:r>
-        <w:t>What I repaired, the evidence I kept and the next test</w:t>
+        <w:t>Feedback · compare after trying</w:t>
       </w:r>
     </w:p>
     <w:p>
+      <w:pPr>
+        <w:spacing w:line="336" w:lineRule="auto" w:after="180"/>
+        <w:shd w:fill="F1F6FC"/>
+      </w:pPr>
+      <w:r>
+        <w:rPr>
+          <w:b w:val="0"/>
+        </w:rPr>
+        <w:t xml:space="preserve">After your attempt, compare with the supported explanation: No values are visited and the final </w:t>
+      </w:r>
+      <w:r>
+        <w:rPr>
+          <w:b/>
+        </w:rPr>
+        <w:t>output</w:t>
+      </w:r>
+      <w:r>
+        <w:rPr>
+          <w:b w:val="0"/>
+        </w:rPr>
+        <w:t xml:space="preserve"> is 0. The </w:t>
+      </w:r>
+      <w:r>
+        <w:rPr>
+          <w:b/>
+        </w:rPr>
+        <w:t>accumulator</w:t>
+      </w:r>
+      <w:r>
+        <w:rPr>
+          <w:b w:val="0"/>
+        </w:rPr>
+        <w:t xml:space="preserve"> starts at zero and an empty </w:t>
+      </w:r>
+      <w:r>
+        <w:rPr>
+          <w:b/>
+        </w:rPr>
+        <w:t>loop</w:t>
+      </w:r>
+      <w:r>
+        <w:rPr>
+          <w:b w:val="0"/>
+        </w:rPr>
+        <w:t xml:space="preserve"> never changes it.</w:t>
+      </w:r>
+    </w:p>
+    <w:p>
+      <w:pPr>
+        <w:pStyle w:val="Heading3"/>
+      </w:pPr>
+      <w:r>
+        <w:t>Repair a missing building block</w:t>
+      </w:r>
+    </w:p>
+    <w:p>
+      <w:pPr>
+        <w:spacing w:line="336" w:lineRule="auto" w:after="180"/>
+      </w:pPr>
+      <w:r>
+        <w:rPr>
+          <w:b w:val="0"/>
+        </w:rPr>
+        <w:t>Review Branching and boundary tests (python-bridge/5). Goal: Trace the selected branch in an if elif else chain. Short practice: Trace -2, 4 and 5 through the branches.</w:t>
+      </w:r>
+    </w:p>
+    <w:p>
+      <w:pPr>
+        <w:spacing w:line="336" w:lineRule="auto" w:after="180"/>
+      </w:pPr>
+      <w:r>
+        <w:rPr>
+          <w:b w:val="0"/>
+        </w:rPr>
+        <w:t>Explain why the negative check comes first and what label -2 gets if it is removed.. Return to this week and explain what you changed.</w:t>
+      </w:r>
+    </w:p>
+    <w:p>
+      <w:pPr>
+        <w:spacing w:line="336" w:lineRule="auto" w:after="180"/>
+      </w:pPr>
+      <w:r>
+        <w:rPr>
+          <w:b w:val="0"/>
+        </w:rPr>
+        <w:t>Review Expressions and operator order (python-bridge/3). Goal: Evaluate numeric expressions using Python’s grouping rules. Short practice: Trace the operation order in both expressions.</w:t>
+      </w:r>
+    </w:p>
+    <w:p>
+      <w:pPr>
+        <w:spacing w:line="336" w:lineRule="auto" w:after="180"/>
+      </w:pPr>
+      <w:r>
+        <w:rPr>
+          <w:b w:val="0"/>
+        </w:rPr>
+        <w:t>Identify which picture step changes with parentheses and predict both results when the multiplier becomes four.. Return to this week and explain what you changed.</w:t>
+      </w:r>
+    </w:p>
+    <w:p>
+      <w:pPr>
+        <w:pStyle w:val="Heading3"/>
+      </w:pPr>
+      <w:r>
+        <w:t>Predict, run and debug</w:t>
+      </w:r>
+    </w:p>
+    <w:p>
+      <w:pPr>
+        <w:spacing w:line="336" w:lineRule="auto" w:after="180"/>
+      </w:pPr>
+      <w:r>
+        <w:rPr>
+          <w:b w:val="0"/>
+        </w:rPr>
+        <w:t xml:space="preserve">The browser lab lets you edit the supported Python examples already included in this lesson. Predict first, run, inspect the actual </w:t>
+      </w:r>
+      <w:r>
+        <w:rPr>
+          <w:b/>
+        </w:rPr>
+        <w:t>output</w:t>
+      </w:r>
+      <w:r>
+        <w:rPr>
+          <w:b w:val="0"/>
+        </w:rPr>
+        <w:t xml:space="preserve"> or error, change one </w:t>
+      </w:r>
+      <w:r>
+        <w:rPr>
+          <w:b/>
+        </w:rPr>
+        <w:t>input</w:t>
+      </w:r>
+      <w:r>
+        <w:rPr>
+          <w:b w:val="0"/>
+        </w:rPr>
+        <w:t>, then run again.</w:t>
+      </w:r>
+    </w:p>
+    <w:p>
+      <w:pPr>
+        <w:spacing w:line="336" w:lineRule="auto" w:after="180"/>
+      </w:pPr>
+      <w:r>
+        <w:rPr>
+          <w:b w:val="0"/>
+        </w:rPr>
+        <w:t xml:space="preserve">Keep code, </w:t>
+      </w:r>
+      <w:r>
+        <w:rPr>
+          <w:b/>
+        </w:rPr>
+        <w:t>prediction</w:t>
+      </w:r>
+      <w:r>
+        <w:rPr>
+          <w:b w:val="0"/>
+        </w:rPr>
+        <w:t>s, actual results and a reasoned revision together. On paper, label your result as a trace rather than an execution.</w:t>
+      </w:r>
+    </w:p>
+    <w:p>
+      <w:pPr>
+        <w:pStyle w:val="Heading3"/>
+      </w:pPr>
+      <w:r>
+        <w:t>Keep your completed work</w:t>
+      </w:r>
+    </w:p>
+    <w:p>
+      <w:pPr>
+        <w:spacing w:line="336" w:lineRule="auto" w:after="180"/>
+      </w:pPr>
+      <w:r>
+        <w:rPr>
+          <w:b w:val="0"/>
+        </w:rPr>
+        <w:t xml:space="preserve">Use Download completed work in the hosted lesson to export your answers, reflections, practice feedback and code-run </w:t>
+      </w:r>
+      <w:r>
+        <w:rPr>
+          <w:b/>
+        </w:rPr>
+        <w:t>evidence</w:t>
+      </w:r>
+      <w:r>
+        <w:rPr>
+          <w:b w:val="0"/>
+        </w:rPr>
+        <w:t>. Open the HTML copy to read or print it.</w:t>
+      </w:r>
+    </w:p>
+    <w:p>
+      <w:pPr>
+        <w:spacing w:line="336" w:lineRule="auto" w:after="180"/>
+      </w:pPr>
+      <w:r>
+        <w:rPr>
+          <w:b w:val="0"/>
+        </w:rPr>
+        <w:t>Drafts stay in this browser when storage is available; clear drafts on a shared device.</w:t>
+      </w:r>
+    </w:p>
+    <w:p>
+      <w:pPr>
+        <w:pStyle w:val="Heading3"/>
+      </w:pPr>
+      <w:r>
+        <w:t>What I repaired, the evidence I kept and the next test</w:t>
+      </w:r>
+    </w:p>
+    <w:p>
       <w:r>
         <w:t>________________________________________________________________</w:t>
+      </w:r>
+    </w:p>
+    <w:p>
+      <w:r>
+        <w:t>________________________________________________________________</w:t>
+      </w:r>
+    </w:p>
+    <w:p>
+      <w:r>
+        <w:t>________________________________________________________________</w:t>
+      </w:r>
+    </w:p>
+    <w:p>
+      <w:r>
+        <w:t>________________________________________________________________</w:t>
+      </w:r>
+    </w:p>
+    <w:p>
+      <w:r>
+        <w:t>________________________________________________________________</w:t>
+      </w:r>
+    </w:p>
+    <w:p>
+      <w:pPr>
+        <w:pStyle w:val="Heading1"/>
+      </w:pPr>
+      <w:r>
+        <w:t>15. Visual concept journey</w:t>
+      </w:r>
+    </w:p>
+    <w:p>
+      <w:r>
+        <w:t>Explain each Loops and trace tables picture from its labels, then record a relevant limit.</w:t>
+      </w:r>
+    </w:p>
+    <w:p>
+      <w:pPr>
+        <w:pStyle w:val="Heading3"/>
+      </w:pPr>
+      <w:r>
+        <w:t>01. Loops and trace tables: the case</w:t>
+      </w:r>
+    </w:p>
+    <w:p>
+      <w:r>
+        <w:drawing>
+          <wp:inline xmlns:a="http://schemas.openxmlformats.org/drawingml/2006/main" xmlns:pic="http://schemas.openxmlformats.org/drawingml/2006/picture">
+            <wp:extent cx="5486400" cy="2834640"/>
+            <wp:docPr id="3" name="Picture 3" descr="Accumulate a short range. A running total adds the integers visited by range(1,5). Supplied facts: Python 3: total=0; for value in range(1,5): total+=value; print(total). The print is after the loop."/>
+            <wp:cNvGraphicFramePr>
+              <a:graphicFrameLocks noChangeAspect="1"/>
+            </wp:cNvGraphicFramePr>
+            <a:graphic>
+              <a:graphicData uri="http://schemas.openxmlformats.org/drawingml/2006/picture">
+                <pic:pic>
+                  <pic:nvPicPr>
+                    <pic:cNvPr id="0" name="academy-story-python-bridge-6-01.png"/>
+                    <pic:cNvPicPr/>
+                  </pic:nvPicPr>
+                  <pic:blipFill>
+                    <a:blip r:embed="rId11"/>
+                    <a:stretch>
+                      <a:fillRect/>
+                    </a:stretch>
+                  </pic:blipFill>
+                  <pic:spPr>
+                    <a:xfrm>
+                      <a:off x="0" y="0"/>
+                      <a:ext cx="5486400" cy="2834640"/>
+                    </a:xfrm>
+                    <a:prstGeom prst="rect"/>
+                  </pic:spPr>
+                </pic:pic>
+              </a:graphicData>
+            </a:graphic>
+          </wp:inline>
+        </w:drawing>
+      </w:r>
+    </w:p>
+    <w:p>
+      <w:pPr>
+        <w:spacing w:line="336" w:lineRule="auto" w:after="180"/>
+      </w:pPr>
+      <w:r>
+        <w:rPr>
+          <w:b w:val="0"/>
+        </w:rPr>
+        <w:t xml:space="preserve">Accumulate a short range. A running total adds the integers visited by range(1,5). Supplied facts: Python 3: total=0; for value in range(1,5): total+=value; print(total). The print is after the </w:t>
+      </w:r>
+      <w:r>
+        <w:rPr>
+          <w:b/>
+        </w:rPr>
+        <w:t>loop</w:t>
+      </w:r>
+      <w:r>
+        <w:rPr>
+          <w:b w:val="0"/>
+        </w:rPr>
+        <w:t>.</w:t>
+      </w:r>
+    </w:p>
+    <w:p>
+      <w:pPr>
+        <w:spacing w:line="336" w:lineRule="auto" w:after="180"/>
+        <w:shd w:fill="F5F1FB"/>
+      </w:pPr>
+      <w:r>
+        <w:rPr>
+          <w:b w:val="0"/>
+        </w:rPr>
+        <w:t>Point to the given fact that matters most. Explain why it matters.</w:t>
+      </w:r>
+    </w:p>
+    <w:p>
+      <w:pPr>
+        <w:pStyle w:val="Heading3"/>
+      </w:pPr>
+      <w:r>
+        <w:t>My picture explanation, deciding evidence and one limit</w:t>
+      </w:r>
+    </w:p>
+    <w:p>
+      <w:r>
+        <w:t>________________________________________________________________</w:t>
+      </w:r>
+    </w:p>
+    <w:p>
+      <w:r>
+        <w:t>________________________________________________________________</w:t>
+      </w:r>
+    </w:p>
+    <w:p>
+      <w:r>
+        <w:t>________________________________________________________________</w:t>
+      </w:r>
+    </w:p>
+    <w:p>
+      <w:r>
+        <w:t>________________________________________________________________</w:t>
+      </w:r>
+    </w:p>
+    <w:p>
+      <w:pPr>
+        <w:pStyle w:val="Heading3"/>
+      </w:pPr>
+      <w:r>
+        <w:t>02. Follow the deciding steps</w:t>
+      </w:r>
+    </w:p>
+    <w:p>
+      <w:r>
+        <w:drawing>
+          <wp:inline xmlns:a="http://schemas.openxmlformats.org/drawingml/2006/main" xmlns:pic="http://schemas.openxmlformats.org/drawingml/2006/picture">
+            <wp:extent cx="5486400" cy="3182112"/>
+            <wp:docPr id="4" name="Picture 4" descr="Visit the range: Values are 1,2,3,4; the stop value 5 is excluded. → Trace running total: Totals after each addition are 1,3,6,10. → Print after the loop: The final displayed value is 10."/>
+            <wp:cNvGraphicFramePr>
+              <a:graphicFrameLocks noChangeAspect="1"/>
+            </wp:cNvGraphicFramePr>
+            <a:graphic>
+              <a:graphicData uri="http://schemas.openxmlformats.org/drawingml/2006/picture">
+                <pic:pic>
+                  <pic:nvPicPr>
+                    <pic:cNvPr id="0" name="academy-story-python-bridge-6-02.png"/>
+                    <pic:cNvPicPr/>
+                  </pic:nvPicPr>
+                  <pic:blipFill>
+                    <a:blip r:embed="rId12"/>
+                    <a:stretch>
+                      <a:fillRect/>
+                    </a:stretch>
+                  </pic:blipFill>
+                  <pic:spPr>
+                    <a:xfrm>
+                      <a:off x="0" y="0"/>
+                      <a:ext cx="5486400" cy="3182112"/>
+                    </a:xfrm>
+                    <a:prstGeom prst="rect"/>
+                  </pic:spPr>
+                </pic:pic>
+              </a:graphicData>
+            </a:graphic>
+          </wp:inline>
+        </w:drawing>
+      </w:r>
+    </w:p>
+    <w:p>
+      <w:pPr>
+        <w:spacing w:line="336" w:lineRule="auto" w:after="180"/>
+      </w:pPr>
+      <w:r>
+        <w:rPr>
+          <w:b w:val="0"/>
+        </w:rPr>
+        <w:t xml:space="preserve">Visit the range: Values are 1,2,3,4; the stop value 5 is excluded. → Trace running total: Totals after each addition are 1,3,6,10. → Print after the </w:t>
+      </w:r>
+      <w:r>
+        <w:rPr>
+          <w:b/>
+        </w:rPr>
+        <w:t>loop</w:t>
+      </w:r>
+      <w:r>
+        <w:rPr>
+          <w:b w:val="0"/>
+        </w:rPr>
+        <w:t>: The final displayed value is 10.</w:t>
+      </w:r>
+    </w:p>
+    <w:p>
+      <w:pPr>
+        <w:spacing w:line="336" w:lineRule="auto" w:after="180"/>
+        <w:shd w:fill="F5F1FB"/>
+      </w:pPr>
+      <w:r>
+        <w:rPr>
+          <w:b w:val="0"/>
+        </w:rPr>
+        <w:t xml:space="preserve">Point to each numbered stage and explain which recorded </w:t>
+      </w:r>
+      <w:r>
+        <w:rPr>
+          <w:b/>
+        </w:rPr>
+        <w:t>input</w:t>
+      </w:r>
+      <w:r>
+        <w:rPr>
+          <w:b w:val="0"/>
+        </w:rPr>
+        <w:t xml:space="preserve"> it uses.</w:t>
+      </w:r>
+    </w:p>
+    <w:p>
+      <w:pPr>
+        <w:pStyle w:val="Heading3"/>
+      </w:pPr>
+      <w:r>
+        <w:t>My picture explanation, deciding evidence and one limit</w:t>
+      </w:r>
+    </w:p>
+    <w:p>
+      <w:r>
+        <w:t>________________________________________________________________</w:t>
+      </w:r>
+    </w:p>
+    <w:p>
+      <w:r>
+        <w:t>________________________________________________________________</w:t>
+      </w:r>
+    </w:p>
+    <w:p>
+      <w:r>
+        <w:t>________________________________________________________________</w:t>
+      </w:r>
+    </w:p>
+    <w:p>
+      <w:r>
+        <w:t>________________________________________________________________</w:t>
+      </w:r>
+    </w:p>
+    <w:p>
+      <w:pPr>
+        <w:pStyle w:val="Heading3"/>
+      </w:pPr>
+      <w:r>
+        <w:t>03. Running total after each visited value</w:t>
+      </w:r>
+    </w:p>
+    <w:p>
+      <w:r>
+        <w:drawing>
+          <wp:inline xmlns:a="http://schemas.openxmlformats.org/drawingml/2006/main" xmlns:pic="http://schemas.openxmlformats.org/drawingml/2006/picture">
+            <wp:extent cx="5486400" cy="3938016"/>
+            <wp:docPr id="5" name="Picture 5" descr="Running total after each visited value. Visit 1: Current value = 1, Running total = 1. Visit 2: Current value = 2, Running total = 3. Visit 3: Current value = 3, Running total = 6. Visit 4: Current value = 4, Running total = 10."/>
+            <wp:cNvGraphicFramePr>
+              <a:graphicFrameLocks noChangeAspect="1"/>
+            </wp:cNvGraphicFramePr>
+            <a:graphic>
+              <a:graphicData uri="http://schemas.openxmlformats.org/drawingml/2006/picture">
+                <pic:pic>
+                  <pic:nvPicPr>
+                    <pic:cNvPr id="0" name="academy-story-python-bridge-6-03.png"/>
+                    <pic:cNvPicPr/>
+                  </pic:nvPicPr>
+                  <pic:blipFill>
+                    <a:blip r:embed="rId13"/>
+                    <a:stretch>
+                      <a:fillRect/>
+                    </a:stretch>
+                  </pic:blipFill>
+                  <pic:spPr>
+                    <a:xfrm>
+                      <a:off x="0" y="0"/>
+                      <a:ext cx="5486400" cy="3938016"/>
+                    </a:xfrm>
+                    <a:prstGeom prst="rect"/>
+                  </pic:spPr>
+                </pic:pic>
+              </a:graphicData>
+            </a:graphic>
+          </wp:inline>
+        </w:drawing>
+      </w:r>
+    </w:p>
+    <w:p>
+      <w:pPr>
+        <w:spacing w:line="336" w:lineRule="auto" w:after="180"/>
+      </w:pPr>
+      <w:r>
+        <w:rPr>
+          <w:b w:val="0"/>
+        </w:rPr>
+        <w:t>Running total after each visited value. Visit 1: Current value = 1, Running total = 1. Visit 2: Current value = 2, Running total = 3. Visit 3: Current value = 3, Running total = 6.</w:t>
+      </w:r>
+    </w:p>
+    <w:p>
+      <w:pPr>
+        <w:spacing w:line="336" w:lineRule="auto" w:after="180"/>
+      </w:pPr>
+      <w:r>
+        <w:rPr>
+          <w:b w:val="0"/>
+        </w:rPr>
+        <w:t>Visit 4: Current value = 4, Running total = 10.</w:t>
+      </w:r>
+    </w:p>
+    <w:p>
+      <w:pPr>
+        <w:spacing w:line="336" w:lineRule="auto" w:after="180"/>
+        <w:shd w:fill="F5F1FB"/>
+      </w:pPr>
+      <w:r>
+        <w:rPr>
+          <w:b w:val="0"/>
+        </w:rPr>
+        <w:t>Read the labels and values. Explain the relationship the model shows.</w:t>
+      </w:r>
+    </w:p>
+    <w:p>
+      <w:pPr>
+        <w:pStyle w:val="Heading3"/>
+      </w:pPr>
+      <w:r>
+        <w:t>My picture explanation, deciding evidence and one limit</w:t>
+      </w:r>
+    </w:p>
+    <w:p>
+      <w:r>
+        <w:t>________________________________________________________________</w:t>
+      </w:r>
+    </w:p>
+    <w:p>
+      <w:r>
+        <w:t>________________________________________________________________</w:t>
+      </w:r>
+    </w:p>
+    <w:p>
+      <w:r>
+        <w:t>________________________________________________________________</w:t>
+      </w:r>
+    </w:p>
+    <w:p>
+      <w:r>
+        <w:t>________________________________________________________________</w:t>
+      </w:r>
+    </w:p>
+    <w:p>
+      <w:pPr>
+        <w:pStyle w:val="Heading3"/>
+      </w:pPr>
+      <w:r>
+        <w:t>04. Change one thing. Trace what follows.</w:t>
+      </w:r>
+    </w:p>
+    <w:p>
+      <w:r>
+        <w:drawing>
+          <wp:inline xmlns:a="http://schemas.openxmlformats.org/drawingml/2006/main" xmlns:pic="http://schemas.openxmlformats.org/drawingml/2006/picture">
+            <wp:extent cx="5486400" cy="3026664"/>
+            <wp:docPr id="6" name="Picture 6" descr="Original case: The final displayed value is 10. Changed condition: Replace range(1,5) with range(1,1). Expected result: No values are visited and the final output is 0. Reason: The accumulator starts at zero and an empty loop never changes it."/>
+            <wp:cNvGraphicFramePr>
+              <a:graphicFrameLocks noChangeAspect="1"/>
+            </wp:cNvGraphicFramePr>
+            <a:graphic>
+              <a:graphicData uri="http://schemas.openxmlformats.org/drawingml/2006/picture">
+                <pic:pic>
+                  <pic:nvPicPr>
+                    <pic:cNvPr id="0" name="academy-story-python-bridge-6-04.png"/>
+                    <pic:cNvPicPr/>
+                  </pic:nvPicPr>
+                  <pic:blipFill>
+                    <a:blip r:embed="rId14"/>
+                    <a:stretch>
+                      <a:fillRect/>
+                    </a:stretch>
+                  </pic:blipFill>
+                  <pic:spPr>
+                    <a:xfrm>
+                      <a:off x="0" y="0"/>
+                      <a:ext cx="5486400" cy="3026664"/>
+                    </a:xfrm>
+                    <a:prstGeom prst="rect"/>
+                  </pic:spPr>
+                </pic:pic>
+              </a:graphicData>
+            </a:graphic>
+          </wp:inline>
+        </w:drawing>
+      </w:r>
+    </w:p>
+    <w:p>
+      <w:pPr>
+        <w:spacing w:line="336" w:lineRule="auto" w:after="180"/>
+      </w:pPr>
+      <w:r>
+        <w:rPr>
+          <w:b w:val="0"/>
+        </w:rPr>
+        <w:t xml:space="preserve">Original case: The final displayed value is 10. Changed condition: Replace range(1,5) with range(1,1). Expected result: No values are visited and the final </w:t>
+      </w:r>
+      <w:r>
+        <w:rPr>
+          <w:b/>
+        </w:rPr>
+        <w:t>output</w:t>
+      </w:r>
+      <w:r>
+        <w:rPr>
+          <w:b w:val="0"/>
+        </w:rPr>
+        <w:t xml:space="preserve"> is 0.</w:t>
+      </w:r>
+    </w:p>
+    <w:p>
+      <w:pPr>
+        <w:spacing w:line="336" w:lineRule="auto" w:after="180"/>
+      </w:pPr>
+      <w:r>
+        <w:rPr>
+          <w:b w:val="0"/>
+        </w:rPr>
+        <w:t xml:space="preserve">Reason: The </w:t>
+      </w:r>
+      <w:r>
+        <w:rPr>
+          <w:b/>
+        </w:rPr>
+        <w:t>accumulator</w:t>
+      </w:r>
+      <w:r>
+        <w:rPr>
+          <w:b w:val="0"/>
+        </w:rPr>
+        <w:t xml:space="preserve"> starts at zero and an empty </w:t>
+      </w:r>
+      <w:r>
+        <w:rPr>
+          <w:b/>
+        </w:rPr>
+        <w:t>loop</w:t>
+      </w:r>
+      <w:r>
+        <w:rPr>
+          <w:b w:val="0"/>
+        </w:rPr>
+        <w:t xml:space="preserve"> never changes it.</w:t>
+      </w:r>
+    </w:p>
+    <w:p>
+      <w:pPr>
+        <w:spacing w:line="336" w:lineRule="auto" w:after="180"/>
+        <w:shd w:fill="F5F1FB"/>
+      </w:pPr>
+      <w:r>
+        <w:rPr>
+          <w:b w:val="0"/>
+        </w:rPr>
+        <w:t>Predict before checking the worked changed-case result. Name what changed and what the supplied facts allow you to conclude.</w:t>
+      </w:r>
+    </w:p>
+    <w:p>
+      <w:pPr>
+        <w:pStyle w:val="Heading3"/>
+      </w:pPr>
+      <w:r>
+        <w:t>My picture explanation, deciding evidence and one limit</w:t>
+      </w:r>
+    </w:p>
+    <w:p>
+      <w:r>
+        <w:t>________________________________________________________________</w:t>
+      </w:r>
+    </w:p>
+    <w:p>
+      <w:r>
+        <w:t>________________________________________________________________</w:t>
+      </w:r>
+    </w:p>
+    <w:p>
+      <w:r>
+        <w:t>________________________________________________________________</w:t>
+      </w:r>
+    </w:p>
+    <w:p>
+      <w:r>
+        <w:t>________________________________________________________________</w:t>
+      </w:r>
+    </w:p>
+    <w:p>
+      <w:pPr>
+        <w:pStyle w:val="Heading3"/>
+      </w:pPr>
+      <w:r>
+        <w:t>05. Connect the explanation to its limit</w:t>
+      </w:r>
+    </w:p>
+    <w:p>
+      <w:r>
+        <w:drawing>
+          <wp:inline xmlns:a="http://schemas.openxmlformats.org/drawingml/2006/main" xmlns:pic="http://schemas.openxmlformats.org/drawingml/2006/picture">
+            <wp:extent cx="5486400" cy="2834640"/>
+            <wp:docPr id="7" name="Picture 7" descr="A loop repeats an operation for each visited value. A trace table distinguishes the current value from the accumulator; the range stop is not included. Limit: This bounded loop does not train an AI model; other loop conditions may require separate termination checks."/>
+            <wp:cNvGraphicFramePr>
+              <a:graphicFrameLocks noChangeAspect="1"/>
+            </wp:cNvGraphicFramePr>
+            <a:graphic>
+              <a:graphicData uri="http://schemas.openxmlformats.org/drawingml/2006/picture">
+                <pic:pic>
+                  <pic:nvPicPr>
+                    <pic:cNvPr id="0" name="academy-story-python-bridge-6-05.png"/>
+                    <pic:cNvPicPr/>
+                  </pic:nvPicPr>
+                  <pic:blipFill>
+                    <a:blip r:embed="rId15"/>
+                    <a:stretch>
+                      <a:fillRect/>
+                    </a:stretch>
+                  </pic:blipFill>
+                  <pic:spPr>
+                    <a:xfrm>
+                      <a:off x="0" y="0"/>
+                      <a:ext cx="5486400" cy="2834640"/>
+                    </a:xfrm>
+                    <a:prstGeom prst="rect"/>
+                  </pic:spPr>
+                </pic:pic>
+              </a:graphicData>
+            </a:graphic>
+          </wp:inline>
+        </w:drawing>
+      </w:r>
+    </w:p>
+    <w:p>
+      <w:pPr>
+        <w:spacing w:line="336" w:lineRule="auto" w:after="180"/>
+      </w:pPr>
+      <w:r>
+        <w:rPr>
+          <w:b w:val="0"/>
+        </w:rPr>
+        <w:t xml:space="preserve">A </w:t>
+      </w:r>
+      <w:r>
+        <w:rPr>
+          <w:b/>
+        </w:rPr>
+        <w:t>loop</w:t>
+      </w:r>
+      <w:r>
+        <w:rPr>
+          <w:b w:val="0"/>
+        </w:rPr>
+        <w:t xml:space="preserve"> repeats an operation for each visited value. A </w:t>
+      </w:r>
+      <w:r>
+        <w:rPr>
+          <w:b/>
+        </w:rPr>
+        <w:t>trace table</w:t>
+      </w:r>
+      <w:r>
+        <w:rPr>
+          <w:b w:val="0"/>
+        </w:rPr>
+        <w:t xml:space="preserve"> distinguishes the current value from the </w:t>
+      </w:r>
+      <w:r>
+        <w:rPr>
+          <w:b/>
+        </w:rPr>
+        <w:t>accumulator</w:t>
+      </w:r>
+      <w:r>
+        <w:rPr>
+          <w:b w:val="0"/>
+        </w:rPr>
+        <w:t>; the range stop is not included.</w:t>
+      </w:r>
+    </w:p>
+    <w:p>
+      <w:pPr>
+        <w:spacing w:line="336" w:lineRule="auto" w:after="180"/>
+      </w:pPr>
+      <w:r>
+        <w:rPr>
+          <w:b w:val="0"/>
+        </w:rPr>
+        <w:t xml:space="preserve">Limit: This bounded </w:t>
+      </w:r>
+      <w:r>
+        <w:rPr>
+          <w:b/>
+        </w:rPr>
+        <w:t>loop</w:t>
+      </w:r>
+      <w:r>
+        <w:rPr>
+          <w:b w:val="0"/>
+        </w:rPr>
+        <w:t xml:space="preserve"> does not train an AI model; other </w:t>
+      </w:r>
+      <w:r>
+        <w:rPr>
+          <w:b/>
+        </w:rPr>
+        <w:t>loop</w:t>
+      </w:r>
+      <w:r>
+        <w:rPr>
+          <w:b w:val="0"/>
+        </w:rPr>
+        <w:t xml:space="preserve"> conditions may require separate termination checks.</w:t>
+      </w:r>
+    </w:p>
+    <w:p>
+      <w:pPr>
+        <w:spacing w:line="336" w:lineRule="auto" w:after="180"/>
+        <w:shd w:fill="F5F1FB"/>
+      </w:pPr>
+      <w:r>
+        <w:rPr>
+          <w:b w:val="0"/>
+        </w:rPr>
+        <w:t>Explain the case, then point to a limit on the claim.</w:t>
+      </w:r>
+    </w:p>
+    <w:p>
+      <w:pPr>
+        <w:pStyle w:val="Heading3"/>
+      </w:pPr>
+      <w:r>
+        <w:t>My picture explanation, deciding evidence and one limit</w:t>
+      </w:r>
+    </w:p>
+    <w:p>
+      <w:r>
+        <w:t>________________________________________________________________</w:t>
+      </w:r>
+    </w:p>
+    <w:p>
+      <w:r>
+        <w:t>________________________________________________________________</w:t>
+      </w:r>
+    </w:p>
+    <w:p>
+      <w:r>
+        <w:t>________________________________________________________________</w:t>
+      </w:r>
+    </w:p>
+    <w:p>
+      <w:r>
+        <w:t>________________________________________________________________</w:t>
+      </w:r>
+    </w:p>
+    <w:p>
+      <w:pPr>
+        <w:pStyle w:val="Heading3"/>
+      </w:pPr>
+      <w:r>
+        <w:t>06. Make the idea visible in your project</w:t>
+      </w:r>
+    </w:p>
+    <w:p>
+      <w:r>
+        <w:drawing>
+          <wp:inline xmlns:a="http://schemas.openxmlformats.org/drawingml/2006/main" xmlns:pic="http://schemas.openxmlformats.org/drawingml/2006/picture">
+            <wp:extent cx="5486400" cy="3681984"/>
+            <wp:docPr id="8" name="Picture 8" descr="For Python readiness before the Responsible Plant Classifier, retain a trace of the values, the predicted outputs and the changed-case explanation. Use actual Python 3 results to check the prediction after reasoning first. Draw your input, deciding step, result and limit. Supported question: List the four visited values and their running totals. Explain why 5 is absent and what prints for range(1,1)."/>
+            <wp:cNvGraphicFramePr>
+              <a:graphicFrameLocks noChangeAspect="1"/>
+            </wp:cNvGraphicFramePr>
+            <a:graphic>
+              <a:graphicData uri="http://schemas.openxmlformats.org/drawingml/2006/picture">
+                <pic:pic>
+                  <pic:nvPicPr>
+                    <pic:cNvPr id="0" name="academy-story-python-bridge-6-06.png"/>
+                    <pic:cNvPicPr/>
+                  </pic:nvPicPr>
+                  <pic:blipFill>
+                    <a:blip r:embed="rId16"/>
+                    <a:stretch>
+                      <a:fillRect/>
+                    </a:stretch>
+                  </pic:blipFill>
+                  <pic:spPr>
+                    <a:xfrm>
+                      <a:off x="0" y="0"/>
+                      <a:ext cx="5486400" cy="3681984"/>
+                    </a:xfrm>
+                    <a:prstGeom prst="rect"/>
+                  </pic:spPr>
+                </pic:pic>
+              </a:graphicData>
+            </a:graphic>
+          </wp:inline>
+        </w:drawing>
+      </w:r>
+    </w:p>
+    <w:p>
+      <w:pPr>
+        <w:spacing w:line="336" w:lineRule="auto" w:after="180"/>
+      </w:pPr>
+      <w:r>
+        <w:rPr>
+          <w:b w:val="0"/>
+        </w:rPr>
+        <w:t xml:space="preserve">For Python readiness before the Responsible Plant Classifier, retain a trace of the values, the predicted </w:t>
+      </w:r>
+      <w:r>
+        <w:rPr>
+          <w:b/>
+        </w:rPr>
+        <w:t>output</w:t>
+      </w:r>
+      <w:r>
+        <w:rPr>
+          <w:b w:val="0"/>
+        </w:rPr>
+        <w:t xml:space="preserve">s and the changed-case explanation. Use actual Python 3 results to check the </w:t>
+      </w:r>
+      <w:r>
+        <w:rPr>
+          <w:b/>
+        </w:rPr>
+        <w:t>prediction</w:t>
+      </w:r>
+      <w:r>
+        <w:rPr>
+          <w:b w:val="0"/>
+        </w:rPr>
+        <w:t xml:space="preserve"> after reasoning first.</w:t>
+      </w:r>
+    </w:p>
+    <w:p>
+      <w:pPr>
+        <w:spacing w:line="336" w:lineRule="auto" w:after="180"/>
+      </w:pPr>
+      <w:r>
+        <w:rPr>
+          <w:b w:val="0"/>
+        </w:rPr>
+        <w:t xml:space="preserve">Draw your </w:t>
+      </w:r>
+      <w:r>
+        <w:rPr>
+          <w:b/>
+        </w:rPr>
+        <w:t>input</w:t>
+      </w:r>
+      <w:r>
+        <w:rPr>
+          <w:b w:val="0"/>
+        </w:rPr>
+        <w:t>, deciding step, result and limit. Supported question: List the four visited values and their running totals. Explain why 5 is absent and what prints for range(1,1).</w:t>
+      </w:r>
+    </w:p>
+    <w:p>
+      <w:pPr>
+        <w:spacing w:line="336" w:lineRule="auto" w:after="180"/>
+        <w:shd w:fill="F5F1FB"/>
+      </w:pPr>
+      <w:r>
+        <w:rPr>
+          <w:b w:val="0"/>
+        </w:rPr>
+        <w:t xml:space="preserve">Draw your project trace and justify the deciding step using </w:t>
+      </w:r>
+      <w:r>
+        <w:rPr>
+          <w:b/>
+        </w:rPr>
+        <w:t>evidence</w:t>
+      </w:r>
+      <w:r>
+        <w:rPr>
+          <w:b w:val="0"/>
+        </w:rPr>
+        <w:t>.</w:t>
+      </w:r>
+    </w:p>
+    <w:p>
+      <w:pPr>
+        <w:pStyle w:val="Heading3"/>
+      </w:pPr>
+      <w:r>
+        <w:t>My picture explanation, deciding evidence and one limit</w:t>
       </w:r>
     </w:p>
     <w:p>

--- a/downloads/workbook/bridge-week-06.docx
+++ b/downloads/workbook/bridge-week-06.docx
@@ -547,6 +547,26 @@
     </w:p>
     <w:p>
       <w:pPr>
+        <w:pStyle w:val="Heading3"/>
+      </w:pPr>
+      <w:r>
+        <w:t>Where to find the supplied example</w:t>
+      </w:r>
+    </w:p>
+    <w:p>
+      <w:pPr>
+        <w:spacing w:line="336" w:lineRule="auto" w:after="180"/>
+        <w:shd w:fill="F1F6F8"/>
+      </w:pPr>
+      <w:r>
+        <w:rPr>
+          <w:b w:val="0"/>
+        </w:rPr>
+        <w:t>Reference for this exercise: open this week’s student lesson, “Loops and trace tables”, at “See how it works” and “Follow a worked example”. Use the original worked values or code named in the question; the later pictorial case is a separate example. Keep this reference beside your workbook while practising.</w:t>
+      </w:r>
+    </w:p>
+    <w:p>
+      <w:pPr>
         <w:spacing w:line="336" w:lineRule="auto" w:after="180"/>
       </w:pPr>
       <w:r>
@@ -629,6 +649,26 @@
     <w:p>
       <w:r>
         <w:t>Repair the reset. Apply the supplied Loops and trace tables facts and keep your reasoning.</w:t>
+      </w:r>
+    </w:p>
+    <w:p>
+      <w:pPr>
+        <w:pStyle w:val="Heading3"/>
+      </w:pPr>
+      <w:r>
+        <w:t>Where to find the supplied example</w:t>
+      </w:r>
+    </w:p>
+    <w:p>
+      <w:pPr>
+        <w:spacing w:line="336" w:lineRule="auto" w:after="180"/>
+        <w:shd w:fill="F1F6F8"/>
+      </w:pPr>
+      <w:r>
+        <w:rPr>
+          <w:b w:val="0"/>
+        </w:rPr>
+        <w:t>Reference for this exercise: open this week’s student lesson, “Loops and trace tables”, at “Find and repair a mistake”. Use the original worked values or code named in the question; the later pictorial case is a separate example. Keep this reference beside your workbook while practising.</w:t>
       </w:r>
     </w:p>
     <w:p>

--- a/downloads/workbook/bridge-week-06.docx
+++ b/downloads/workbook/bridge-week-06.docx
@@ -25,22 +25,45 @@
         <w:pStyle w:val="Heading1"/>
       </w:pPr>
       <w:r>
-        <w:t>01. Recall and choose your starting point</w:t>
-      </w:r>
-    </w:p>
-    <w:p>
-      <w:r>
-        <w:t>Record your starting explanation for Loops and trace tables before opening notes. Show any later correction separately.</w:t>
-      </w:r>
-    </w:p>
-    <w:p>
-      <w:pPr>
-        <w:spacing w:line="336" w:lineRule="auto" w:after="180"/>
-      </w:pPr>
-      <w:r>
-        <w:rPr>
-          <w:b w:val="0"/>
-        </w:rPr>
+        <w:t>One connected loop-and-trace record.</w:t>
+      </w:r>
+    </w:p>
+    <w:p>
+      <w:r>
+        <w:t>Explain the accumulator, predict a range, diagnose a reset and state a domain limit.</w:t>
+      </w:r>
+    </w:p>
+    <w:p>
+      <w:r>
+        <w:t>Keep exact range, current value, total before/after, output events and observed status together.</w:t>
+      </w:r>
+    </w:p>
+    <w:p>
+      <w:pPr>
+        <w:pStyle w:val="Heading1"/>
+      </w:pPr>
+      <w:r>
+        <w:t>01. Recall · Retrieve before notes</w:t>
+      </w:r>
+    </w:p>
+    <w:p>
+      <w:r>
+        <w:t>Keep the stated task, its own code/values and support record together.</w:t>
+      </w:r>
+    </w:p>
+    <w:p>
+      <w:pPr>
+        <w:pStyle w:val="Heading2"/>
+      </w:pPr>
+      <w:r>
+        <w:t>Task and evidence record</w:t>
+      </w:r>
+    </w:p>
+    <w:p>
+      <w:pPr>
+        <w:pStyle w:val="ListBullet"/>
+      </w:pPr>
+      <w:r>
         <w:t>Try the recall before opening notes. Then use a different colour or a labelled second line to correct your explanation.</w:t>
       </w:r>
     </w:p>
@@ -54,12 +77,9 @@
     </w:p>
     <w:p>
       <w:pPr>
-        <w:spacing w:line="336" w:lineRule="auto" w:after="180"/>
-      </w:pPr>
-      <w:r>
-        <w:rPr>
-          <w:b w:val="0"/>
-        </w:rPr>
+        <w:pStyle w:val="ListBullet"/>
+      </w:pPr>
+      <w:r>
         <w:t>Without opening the old lesson, explain one key idea from Branching and boundary tests. Give an example and a mistake that the idea helps you avoid.</w:t>
       </w:r>
     </w:p>
@@ -96,12 +116,9 @@
     </w:p>
     <w:p>
       <w:pPr>
-        <w:spacing w:line="336" w:lineRule="auto" w:after="180"/>
-      </w:pPr>
-      <w:r>
-        <w:rPr>
-          <w:b w:val="0"/>
-        </w:rPr>
+        <w:pStyle w:val="ListBullet"/>
+      </w:pPr>
+      <w:r>
         <w:t>Without opening the old lesson, explain one key idea from Expressions and operator order. Give an example and a mistake that the idea helps you avoid.</w:t>
       </w:r>
     </w:p>
@@ -133,147 +150,44 @@
         <w:pStyle w:val="Heading1"/>
       </w:pPr>
       <w:r>
-        <w:t>02. Practise with fading help</w:t>
-      </w:r>
-    </w:p>
-    <w:p>
-      <w:r>
-        <w:t>Complete the supported Loops and trace tables trace and record the first step you can explain without help.</w:t>
-      </w:r>
-    </w:p>
-    <w:p>
-      <w:pPr>
-        <w:spacing w:line="336" w:lineRule="auto" w:after="180"/>
-      </w:pPr>
-      <w:r>
-        <w:rPr>
-          <w:b w:val="0"/>
-        </w:rPr>
-        <w:t xml:space="preserve">Use W2: Trace before running for </w:t>
-      </w:r>
-      <w:r>
-        <w:rPr>
-          <w:b/>
-        </w:rPr>
-        <w:t>Loop</w:t>
-      </w:r>
-      <w:r>
-        <w:rPr>
-          <w:b w:val="0"/>
-        </w:rPr>
-        <w:t xml:space="preserve">s and </w:t>
-      </w:r>
-      <w:r>
-        <w:rPr>
-          <w:b/>
-        </w:rPr>
-        <w:t>trace table</w:t>
-      </w:r>
-      <w:r>
-        <w:rPr>
-          <w:b w:val="0"/>
-        </w:rPr>
-        <w:t>s. Record the answer once; the lesson and workbook refer to the same attempt.</w:t>
-      </w:r>
-    </w:p>
-    <w:tbl>
-      <w:tblPr>
-        <w:tblStyle w:val="LightShading-Accent1"/>
-        <w:tblW w:type="auto" w:w="0"/>
-        <w:tblLook w:firstColumn="1" w:firstRow="1" w:lastColumn="0" w:lastRow="0" w:noHBand="0" w:noVBand="1" w:val="04A0"/>
-      </w:tblPr>
-      <w:tblGrid>
-        <w:gridCol w:w="2556"/>
-        <w:gridCol w:w="2556"/>
-        <w:gridCol w:w="2556"/>
-        <w:gridCol w:w="2556"/>
-      </w:tblGrid>
-      <w:tr>
-        <w:trPr>
-          <w:tblHeader/>
-        </w:trPr>
-        <w:tc>
-          <w:tcPr>
-            <w:tcW w:type="dxa" w:w="2556"/>
-          </w:tcPr>
-          <w:p>
-            <w:r>
-              <w:t>Given inputs</w:t>
-            </w:r>
-          </w:p>
-        </w:tc>
-        <w:tc>
-          <w:tcPr>
-            <w:tcW w:type="dxa" w:w="2556"/>
-          </w:tcPr>
-          <w:p>
-            <w:r>
-              <w:t>Procedure I chose</w:t>
-            </w:r>
-          </w:p>
-        </w:tc>
-        <w:tc>
-          <w:tcPr>
-            <w:tcW w:type="dxa" w:w="2556"/>
-          </w:tcPr>
-          <w:p>
-            <w:r>
-              <w:t>Middle steps</w:t>
-            </w:r>
-          </w:p>
-        </w:tc>
-        <w:tc>
-          <w:tcPr>
-            <w:tcW w:type="dxa" w:w="2556"/>
-          </w:tcPr>
-          <w:p>
-            <w:r>
-              <w:t>Result and check</w:t>
-            </w:r>
-          </w:p>
-        </w:tc>
-      </w:tr>
-      <w:tr>
-        <w:tc>
-          <w:tcPr>
-            <w:tcW w:type="dxa" w:w="2556"/>
-          </w:tcPr>
-          <w:p>
-            <w:r/>
-          </w:p>
-        </w:tc>
-        <w:tc>
-          <w:tcPr>
-            <w:tcW w:type="dxa" w:w="2556"/>
-          </w:tcPr>
-          <w:p>
-            <w:r/>
-          </w:p>
-        </w:tc>
-        <w:tc>
-          <w:tcPr>
-            <w:tcW w:type="dxa" w:w="2556"/>
-          </w:tcPr>
-          <w:p>
-            <w:r/>
-          </w:p>
-        </w:tc>
-        <w:tc>
-          <w:tcPr>
-            <w:tcW w:type="dxa" w:w="2556"/>
-          </w:tcPr>
-          <w:p>
-            <w:r/>
-          </w:p>
-        </w:tc>
-      </w:tr>
-    </w:tbl>
+        <w:t>05. W1 · Explain the procedure</w:t>
+      </w:r>
+    </w:p>
+    <w:p>
+      <w:r>
+        <w:t>Keep the stated task, its own code/values and support record together.</w:t>
+      </w:r>
+    </w:p>
+    <w:p>
+      <w:pPr>
+        <w:pStyle w:val="Heading2"/>
+      </w:pPr>
+      <w:r>
+        <w:t>Task and evidence record</w:t>
+      </w:r>
+    </w:p>
+    <w:p>
+      <w:pPr>
+        <w:pStyle w:val="ListBullet"/>
+      </w:pPr>
+      <w:r>
+        <w:t>Warm-up range(1,4): values 1,2,3 and totals 1,3,6; pictured range(1,5): 1,2,3,4 and totals 1,3,6,10. W2 range(2,5): 2,3,4 with totals 2,5,9. Stop excluded. Initialize total 0 before loop; empty range keeps 0. Resetting inside produces only current value in the sum; printing inside records each running total. Default step is positive 1; arbitrary input validation and learning are not implemented.</w:t>
+      </w:r>
+    </w:p>
+    <w:p>
+      <w:pPr>
+        <w:pStyle w:val="ListBullet"/>
+      </w:pPr>
+      <w:r>
+        <w:t>List the values supplied by range(2, 5) and explain why 5 is absent. How many times does its body run?</w:t>
+      </w:r>
+    </w:p>
     <w:p>
       <w:pPr>
         <w:pStyle w:val="Heading3"/>
       </w:pPr>
       <w:r>
-        <w:t>The step I completed without help, and the hint I needed</w:t>
+        <w:t>My reasoning and evidence</w:t>
       </w:r>
     </w:p>
     <w:p>
@@ -292,51 +206,63 @@
       </w:r>
     </w:p>
     <w:p>
+      <w:r>
+        <w:t>________________________________________________________________</w:t>
+      </w:r>
+    </w:p>
+    <w:p>
+      <w:r>
+        <w:t>________________________________________________________________</w:t>
+      </w:r>
+    </w:p>
+    <w:p>
+      <w:r>
+        <w:t>________________________________________________________________</w:t>
+      </w:r>
+    </w:p>
+    <w:p>
       <w:pPr>
         <w:pStyle w:val="Heading1"/>
       </w:pPr>
       <w:r>
-        <w:t>03. Individual reasoning check</w:t>
-      </w:r>
-    </w:p>
-    <w:p>
-      <w:r>
-        <w:t>Check the proposed Loops and trace tables explanation against the supplied facts before discussing it.</w:t>
-      </w:r>
-    </w:p>
-    <w:p>
-      <w:pPr>
-        <w:spacing w:line="336" w:lineRule="auto" w:after="180"/>
-      </w:pPr>
-      <w:r>
-        <w:rPr>
-          <w:b w:val="0"/>
-        </w:rPr>
-        <w:t xml:space="preserve">Use the worked case for </w:t>
-      </w:r>
-      <w:r>
-        <w:rPr>
-          <w:b/>
-        </w:rPr>
-        <w:t>Loop</w:t>
-      </w:r>
-      <w:r>
-        <w:rPr>
-          <w:b w:val="0"/>
-        </w:rPr>
-        <w:t xml:space="preserve">s and </w:t>
-      </w:r>
-      <w:r>
-        <w:rPr>
-          <w:b/>
-        </w:rPr>
-        <w:t>trace table</w:t>
-      </w:r>
-      <w:r>
-        <w:rPr>
-          <w:b w:val="0"/>
-        </w:rPr>
-        <w:t>s. Proposed explanation: “The stop value is included”. Decide whether this explanation is supported. Point to the step or supplied fact that decides; explain your repair if needed.</w:t>
+        <w:t>06. W2 · Predict, trace and observe</w:t>
+      </w:r>
+    </w:p>
+    <w:p>
+      <w:r>
+        <w:t>Keep the stated task, its own code/values and support record together.</w:t>
+      </w:r>
+    </w:p>
+    <w:p>
+      <w:pPr>
+        <w:pStyle w:val="Heading2"/>
+      </w:pPr>
+      <w:r>
+        <w:t>Task and evidence record</w:t>
+      </w:r>
+    </w:p>
+    <w:p>
+      <w:pPr>
+        <w:pStyle w:val="ListBullet"/>
+      </w:pPr>
+      <w:r>
+        <w:t>Warm-up range(1,4): values 1,2,3 and totals 1,3,6; pictured range(1,5): 1,2,3,4 and totals 1,3,6,10. W2 range(2,5): 2,3,4 with totals 2,5,9. Stop excluded. Initialize total 0 before loop; empty range keeps 0. Resetting inside produces only current value in the sum; printing inside records each running total. Default step is positive 1; arbitrary input validation and learning are not implemented.</w:t>
+      </w:r>
+    </w:p>
+    <w:p>
+      <w:pPr>
+        <w:pStyle w:val="ListBullet"/>
+      </w:pPr>
+      <w:r>
+        <w:t>Reference for this exercise: open this week’s student lesson, “Loops and trace tables”, at “See how it works” and “Follow a worked example”. Use the original worked values or code named in the question; the later pictorial case is a separate example. Keep this reference beside your workbook while practising.</w:t>
+      </w:r>
+    </w:p>
+    <w:p>
+      <w:pPr>
+        <w:pStyle w:val="ListBullet"/>
+      </w:pPr>
+      <w:r>
+        <w:t>Copy the worked script. Change the range to range(2, 5). Record turn, total before and total after each iteration. Predict the single output, then run and compare.</w:t>
       </w:r>
     </w:p>
     <w:p>
@@ -344,7 +270,7 @@
         <w:pStyle w:val="Heading3"/>
       </w:pPr>
       <w:r>
-        <w:t>My explanation before partner discussion</w:t>
+        <w:t>My reasoning and evidence</w:t>
       </w:r>
     </w:p>
     <w:p>
@@ -368,16 +294,58 @@
       </w:r>
     </w:p>
     <w:p>
+      <w:r>
+        <w:t>________________________________________________________________</w:t>
+      </w:r>
+    </w:p>
+    <w:p>
+      <w:r>
+        <w:t>________________________________________________________________</w:t>
+      </w:r>
+    </w:p>
+    <w:p>
       <w:pPr>
         <w:pStyle w:val="Heading1"/>
       </w:pPr>
       <w:r>
-        <w:t>04. Independent transfer case</w:t>
-      </w:r>
-    </w:p>
-    <w:p>
-      <w:r>
-        <w:t>Write one first attempt at the reserved independent case before feedback. Repeated copies of that case refer to the same recorded attempt.</w:t>
+        <w:t>07. W3 · Find the first error</w:t>
+      </w:r>
+    </w:p>
+    <w:p>
+      <w:r>
+        <w:t>Keep the stated task, its own code/values and support record together.</w:t>
+      </w:r>
+    </w:p>
+    <w:p>
+      <w:pPr>
+        <w:pStyle w:val="Heading2"/>
+      </w:pPr>
+      <w:r>
+        <w:t>Task and evidence record</w:t>
+      </w:r>
+    </w:p>
+    <w:p>
+      <w:pPr>
+        <w:pStyle w:val="ListBullet"/>
+      </w:pPr>
+      <w:r>
+        <w:t>Warm-up range(1,4): values 1,2,3 and totals 1,3,6; pictured range(1,5): 1,2,3,4 and totals 1,3,6,10. W2 range(2,5): 2,3,4 with totals 2,5,9. Stop excluded. Initialize total 0 before loop; empty range keeps 0. Resetting inside produces only current value in the sum; printing inside records each running total. Default step is positive 1; arbitrary input validation and learning are not implemented.</w:t>
+      </w:r>
+    </w:p>
+    <w:p>
+      <w:pPr>
+        <w:pStyle w:val="ListBullet"/>
+      </w:pPr>
+      <w:r>
+        <w:t>Reference for this exercise: open this week’s student lesson, “Loops and trace tables”, at “Find and repair a mistake”. Use the original worked values or code named in the question; the later pictorial case is a separate example. Keep this reference beside your workbook while practising.</w:t>
+      </w:r>
+    </w:p>
+    <w:p>
+      <w:pPr>
+        <w:pStyle w:val="ListBullet"/>
+      </w:pPr>
+      <w:r>
+        <w:t>For the faulty script with range(1, 4), record total after each addition. Explain the wrong final output and remove only the faulty reset.</w:t>
       </w:r>
     </w:p>
     <w:p>
@@ -385,17 +353,148 @@
         <w:pStyle w:val="Heading3"/>
       </w:pPr>
       <w:r>
+        <w:t>My reasoning and evidence</w:t>
+      </w:r>
+    </w:p>
+    <w:p>
+      <w:r>
+        <w:t>________________________________________________________________</w:t>
+      </w:r>
+    </w:p>
+    <w:p>
+      <w:r>
+        <w:t>________________________________________________________________</w:t>
+      </w:r>
+    </w:p>
+    <w:p>
+      <w:r>
+        <w:t>________________________________________________________________</w:t>
+      </w:r>
+    </w:p>
+    <w:p>
+      <w:r>
+        <w:t>________________________________________________________________</w:t>
+      </w:r>
+    </w:p>
+    <w:p>
+      <w:r>
+        <w:t>________________________________________________________________</w:t>
+      </w:r>
+    </w:p>
+    <w:p>
+      <w:r>
+        <w:t>________________________________________________________________</w:t>
+      </w:r>
+    </w:p>
+    <w:p>
+      <w:pPr>
+        <w:pStyle w:val="Heading1"/>
+      </w:pPr>
+      <w:r>
+        <w:t>09. W5 · State an honest limit</w:t>
+      </w:r>
+    </w:p>
+    <w:p>
+      <w:r>
+        <w:t>Keep the stated task, its own code/values and support record together.</w:t>
+      </w:r>
+    </w:p>
+    <w:p>
+      <w:pPr>
+        <w:pStyle w:val="Heading2"/>
+      </w:pPr>
+      <w:r>
+        <w:t>Task and evidence record</w:t>
+      </w:r>
+    </w:p>
+    <w:p>
+      <w:pPr>
+        <w:pStyle w:val="ListBullet"/>
+      </w:pPr>
+      <w:r>
+        <w:t>Warm-up range(1,4): values 1,2,3 and totals 1,3,6; pictured range(1,5): 1,2,3,4 and totals 1,3,6,10. W2 range(2,5): 2,3,4 with totals 2,5,9. Stop excluded. Initialize total 0 before loop; empty range keeps 0. Resetting inside produces only current value in the sum; printing inside records each running total. Default step is positive 1; arbitrary input validation and learning are not implemented.</w:t>
+      </w:r>
+    </w:p>
+    <w:p>
+      <w:pPr>
+        <w:pStyle w:val="ListBullet"/>
+      </w:pPr>
+      <w:r>
+        <w:t>In your counter script, range(-2) performs no iterations. Does returning the initial 5 make negative rounds valid? Explain what the script checks and what it assumes.</w:t>
+      </w:r>
+    </w:p>
+    <w:p>
+      <w:pPr>
+        <w:pStyle w:val="Heading3"/>
+      </w:pPr>
+      <w:r>
+        <w:t>My reasoning and evidence</w:t>
+      </w:r>
+    </w:p>
+    <w:p>
+      <w:r>
+        <w:t>________________________________________________________________</w:t>
+      </w:r>
+    </w:p>
+    <w:p>
+      <w:r>
+        <w:t>________________________________________________________________</w:t>
+      </w:r>
+    </w:p>
+    <w:p>
+      <w:r>
+        <w:t>________________________________________________________________</w:t>
+      </w:r>
+    </w:p>
+    <w:p>
+      <w:r>
+        <w:t>________________________________________________________________</w:t>
+      </w:r>
+    </w:p>
+    <w:p>
+      <w:r>
+        <w:t>________________________________________________________________</w:t>
+      </w:r>
+    </w:p>
+    <w:p>
+      <w:r>
+        <w:t>________________________________________________________________</w:t>
+      </w:r>
+    </w:p>
+    <w:p>
+      <w:pPr>
+        <w:pStyle w:val="Heading1"/>
+      </w:pPr>
+      <w:r>
+        <w:t>04. Try alone · Selected independent task</w:t>
+      </w:r>
+    </w:p>
+    <w:p>
+      <w:r>
+        <w:t>Keep the stated task, its own code/values and support record together.</w:t>
+      </w:r>
+    </w:p>
+    <w:p>
+      <w:pPr>
+        <w:pStyle w:val="Heading2"/>
+      </w:pPr>
+      <w:r>
+        <w:t>Task and evidence record</w:t>
+      </w:r>
+    </w:p>
+    <w:p>
+      <w:pPr>
+        <w:pStyle w:val="Heading3"/>
+      </w:pPr>
+      <w:r>
         <w:t>Independent case: Count iterations and a stopping point</w:t>
       </w:r>
     </w:p>
     <w:p>
       <w:pPr>
-        <w:spacing w:line="336" w:lineRule="auto" w:after="180"/>
-      </w:pPr>
-      <w:r>
-        <w:rPr>
-          <w:b w:val="0"/>
-        </w:rPr>
+        <w:pStyle w:val="ListBullet"/>
+      </w:pPr>
+      <w:r>
         <w:t>List every value visited and each running total. Then predict the result for range(2,2).</w:t>
       </w:r>
     </w:p>
@@ -460,12 +559,9 @@
     </w:p>
     <w:p>
       <w:pPr>
-        <w:spacing w:line="336" w:lineRule="auto" w:after="180"/>
-      </w:pPr>
-      <w:r>
-        <w:rPr>
-          <w:b w:val="0"/>
-        </w:rPr>
+        <w:pStyle w:val="ListBullet"/>
+      </w:pPr>
+      <w:r>
         <w:t>Attempt this case before feedback. Record any help. Earlier examples below are further practice; a case already practised with feedback cannot establish fresh transfer.</w:t>
       </w:r>
     </w:p>
@@ -474,24 +570,28 @@
         <w:pStyle w:val="Heading1"/>
       </w:pPr>
       <w:r>
-        <w:t>05. W1 Explain the range</w:t>
-      </w:r>
-    </w:p>
-    <w:p>
-      <w:r>
-        <w:t>Explain the range. Apply the supplied Loops and trace tables facts and keep your reasoning.</w:t>
-      </w:r>
-    </w:p>
-    <w:p>
-      <w:pPr>
-        <w:spacing w:line="336" w:lineRule="auto" w:after="180"/>
-        <w:shd w:fill="F5F1FB"/>
-      </w:pPr>
-      <w:r>
-        <w:rPr>
-          <w:b w:val="0"/>
-        </w:rPr>
-        <w:t>List the values supplied by range(2, 5) and explain why 5 is absent. How many times does its body run?</w:t>
+        <w:t>10. Project · Keep code and evidence</w:t>
+      </w:r>
+    </w:p>
+    <w:p>
+      <w:r>
+        <w:t>Keep the stated task, its own code/values and support record together.</w:t>
+      </w:r>
+    </w:p>
+    <w:p>
+      <w:pPr>
+        <w:pStyle w:val="Heading2"/>
+      </w:pPr>
+      <w:r>
+        <w:t>Task and evidence record</w:t>
+      </w:r>
+    </w:p>
+    <w:p>
+      <w:pPr>
+        <w:pStyle w:val="ListBullet"/>
+      </w:pPr>
+      <w:r>
+        <w:t>Add a labelled loops and trace tables evidence sheet to Python readiness portfolio. Show how you can trace variable values before and after each loop iteration. Use the supplied fictional case and keep its inputs, intermediate steps, calculation or prediction, and limitation. Connect this record to last week’s record; a matching answer without a trace is insufficient.</w:t>
       </w:r>
     </w:p>
     <w:p>
@@ -499,7 +599,7 @@
         <w:pStyle w:val="Heading3"/>
       </w:pPr>
       <w:r>
-        <w:t>My reasoning and evidence</w:t>
+        <w:t>My project change, supporting evidence and remaining limit</w:t>
       </w:r>
     </w:p>
     <w:p>
@@ -537,538 +637,20 @@
         <w:pStyle w:val="Heading1"/>
       </w:pPr>
       <w:r>
-        <w:t>06. W2 Trace before running</w:t>
-      </w:r>
-    </w:p>
-    <w:p>
-      <w:r>
-        <w:t>Trace before running. Apply the supplied Loops and trace tables facts and keep your reasoning.</w:t>
-      </w:r>
-    </w:p>
-    <w:p>
-      <w:pPr>
-        <w:pStyle w:val="Heading3"/>
-      </w:pPr>
-      <w:r>
-        <w:t>Where to find the supplied example</w:t>
-      </w:r>
-    </w:p>
-    <w:p>
-      <w:pPr>
-        <w:spacing w:line="336" w:lineRule="auto" w:after="180"/>
-        <w:shd w:fill="F1F6F8"/>
-      </w:pPr>
-      <w:r>
-        <w:rPr>
-          <w:b w:val="0"/>
-        </w:rPr>
-        <w:t>Reference for this exercise: open this week’s student lesson, “Loops and trace tables”, at “See how it works” and “Follow a worked example”. Use the original worked values or code named in the question; the later pictorial case is a separate example. Keep this reference beside your workbook while practising.</w:t>
-      </w:r>
-    </w:p>
-    <w:p>
-      <w:pPr>
-        <w:spacing w:line="336" w:lineRule="auto" w:after="180"/>
-      </w:pPr>
-      <w:r>
-        <w:rPr>
-          <w:b w:val="0"/>
-        </w:rPr>
-        <w:t xml:space="preserve">Copy the worked script. Change the range to range(2, 5). Record turn, total before and total after each </w:t>
-      </w:r>
-      <w:r>
-        <w:rPr>
-          <w:b/>
-        </w:rPr>
-        <w:t>iteration</w:t>
-      </w:r>
-      <w:r>
-        <w:rPr>
-          <w:b w:val="0"/>
-        </w:rPr>
-        <w:t xml:space="preserve">. Predict the single </w:t>
-      </w:r>
-      <w:r>
-        <w:rPr>
-          <w:b/>
-        </w:rPr>
-        <w:t>output</w:t>
-      </w:r>
-      <w:r>
-        <w:rPr>
-          <w:b w:val="0"/>
-        </w:rPr>
-        <w:t>, then run and compare.</w:t>
-      </w:r>
-    </w:p>
-    <w:p>
-      <w:pPr>
-        <w:pStyle w:val="Heading3"/>
-      </w:pPr>
-      <w:r>
-        <w:t>My reasoning and evidence</w:t>
-      </w:r>
-    </w:p>
-    <w:p>
-      <w:r>
-        <w:t>________________________________________________________________</w:t>
-      </w:r>
-    </w:p>
-    <w:p>
-      <w:r>
-        <w:t>________________________________________________________________</w:t>
-      </w:r>
-    </w:p>
-    <w:p>
-      <w:r>
-        <w:t>________________________________________________________________</w:t>
-      </w:r>
-    </w:p>
-    <w:p>
-      <w:r>
-        <w:t>________________________________________________________________</w:t>
-      </w:r>
-    </w:p>
-    <w:p>
-      <w:r>
-        <w:t>________________________________________________________________</w:t>
-      </w:r>
-    </w:p>
-    <w:p>
-      <w:r>
-        <w:t>________________________________________________________________</w:t>
-      </w:r>
-    </w:p>
-    <w:p>
-      <w:pPr>
-        <w:pStyle w:val="Heading1"/>
-      </w:pPr>
-      <w:r>
-        <w:t>07. W3 Repair the reset</w:t>
-      </w:r>
-    </w:p>
-    <w:p>
-      <w:r>
-        <w:t>Repair the reset. Apply the supplied Loops and trace tables facts and keep your reasoning.</w:t>
-      </w:r>
-    </w:p>
-    <w:p>
-      <w:pPr>
-        <w:pStyle w:val="Heading3"/>
-      </w:pPr>
-      <w:r>
-        <w:t>Where to find the supplied example</w:t>
-      </w:r>
-    </w:p>
-    <w:p>
-      <w:pPr>
-        <w:spacing w:line="336" w:lineRule="auto" w:after="180"/>
-        <w:shd w:fill="F1F6F8"/>
-      </w:pPr>
-      <w:r>
-        <w:rPr>
-          <w:b w:val="0"/>
-        </w:rPr>
-        <w:t>Reference for this exercise: open this week’s student lesson, “Loops and trace tables”, at “Find and repair a mistake”. Use the original worked values or code named in the question; the later pictorial case is a separate example. Keep this reference beside your workbook while practising.</w:t>
-      </w:r>
-    </w:p>
-    <w:p>
-      <w:pPr>
-        <w:spacing w:line="336" w:lineRule="auto" w:after="180"/>
-      </w:pPr>
-      <w:r>
-        <w:rPr>
-          <w:b w:val="0"/>
-        </w:rPr>
-        <w:t xml:space="preserve">For the faulty script with range(1, 4), record total after each addition. Explain the wrong final </w:t>
-      </w:r>
-      <w:r>
-        <w:rPr>
-          <w:b/>
-        </w:rPr>
-        <w:t>output</w:t>
-      </w:r>
-      <w:r>
-        <w:rPr>
-          <w:b w:val="0"/>
-        </w:rPr>
-        <w:t xml:space="preserve"> and remove only the faulty reset.</w:t>
-      </w:r>
-    </w:p>
-    <w:p>
-      <w:pPr>
-        <w:pStyle w:val="Heading3"/>
-      </w:pPr>
-      <w:r>
-        <w:t>My reasoning and evidence</w:t>
-      </w:r>
-    </w:p>
-    <w:p>
-      <w:r>
-        <w:t>________________________________________________________________</w:t>
-      </w:r>
-    </w:p>
-    <w:p>
-      <w:r>
-        <w:t>________________________________________________________________</w:t>
-      </w:r>
-    </w:p>
-    <w:p>
-      <w:r>
-        <w:t>________________________________________________________________</w:t>
-      </w:r>
-    </w:p>
-    <w:p>
-      <w:r>
-        <w:t>________________________________________________________________</w:t>
-      </w:r>
-    </w:p>
-    <w:p>
-      <w:r>
-        <w:t>________________________________________________________________</w:t>
-      </w:r>
-    </w:p>
-    <w:p>
-      <w:r>
-        <w:t>________________________________________________________________</w:t>
-      </w:r>
-    </w:p>
-    <w:p>
-      <w:pPr>
-        <w:pStyle w:val="Heading1"/>
-      </w:pPr>
-      <w:r>
-        <w:t>08. W4 Build a repeated addition independently</w:t>
-      </w:r>
-    </w:p>
-    <w:p>
-      <w:r>
-        <w:t>Attempt before feedback. If this repeats the selected independent case, reuse that first attempt; otherwise keep a separate record. Build a repeated addition independently. Apply the supplied Loops and trace tables facts and keep your reasoning.</w:t>
-      </w:r>
-    </w:p>
-    <w:p>
-      <w:pPr>
-        <w:spacing w:line="336" w:lineRule="auto" w:after="180"/>
-      </w:pPr>
-      <w:r>
-        <w:rPr>
-          <w:b w:val="0"/>
-        </w:rPr>
-        <w:t xml:space="preserve">A box starts with 5 counters. Each round adds 2 counters. Use rounds = 3, an initialized total and for turn in range(rounds). Print the final total once after the </w:t>
-      </w:r>
-      <w:r>
-        <w:rPr>
-          <w:b/>
-        </w:rPr>
-        <w:t>loop</w:t>
-      </w:r>
-      <w:r>
-        <w:rPr>
-          <w:b w:val="0"/>
-        </w:rPr>
-        <w:t>.</w:t>
-      </w:r>
-    </w:p>
-    <w:p>
-      <w:pPr>
-        <w:spacing w:line="336" w:lineRule="auto" w:after="180"/>
-      </w:pPr>
-      <w:r>
-        <w:rPr>
-          <w:b w:val="0"/>
-        </w:rPr>
-        <w:t>Trace the totals and predict fresh runs with rounds 0, 1 and 3. Assume rounds is a nonnegative integer.</w:t>
-      </w:r>
-    </w:p>
-    <w:p>
-      <w:pPr>
-        <w:pStyle w:val="Heading3"/>
-      </w:pPr>
-      <w:r>
-        <w:t>My reasoning and evidence</w:t>
-      </w:r>
-    </w:p>
-    <w:p>
-      <w:r>
-        <w:t>________________________________________________________________</w:t>
-      </w:r>
-    </w:p>
-    <w:p>
-      <w:r>
-        <w:t>________________________________________________________________</w:t>
-      </w:r>
-    </w:p>
-    <w:p>
-      <w:r>
-        <w:t>________________________________________________________________</w:t>
-      </w:r>
-    </w:p>
-    <w:p>
-      <w:r>
-        <w:t>________________________________________________________________</w:t>
-      </w:r>
-    </w:p>
-    <w:p>
-      <w:r>
-        <w:t>________________________________________________________________</w:t>
-      </w:r>
-    </w:p>
-    <w:p>
-      <w:r>
-        <w:t>________________________________________________________________</w:t>
-      </w:r>
-    </w:p>
-    <w:p>
-      <w:r>
-        <w:t>________________________________________________________________</w:t>
-      </w:r>
-    </w:p>
-    <w:p>
-      <w:r>
-        <w:t>________________________________________________________________</w:t>
-      </w:r>
-    </w:p>
-    <w:p>
-      <w:pPr>
-        <w:pStyle w:val="Heading1"/>
-      </w:pPr>
-      <w:r>
-        <w:t>09. W5 Check a contract limitation</w:t>
-      </w:r>
-    </w:p>
-    <w:p>
-      <w:r>
-        <w:t>Check a contract limitation. Apply the supplied Loops and trace tables facts and keep your reasoning.</w:t>
-      </w:r>
-    </w:p>
-    <w:p>
-      <w:pPr>
-        <w:spacing w:line="336" w:lineRule="auto" w:after="180"/>
-      </w:pPr>
-      <w:r>
-        <w:rPr>
-          <w:b w:val="0"/>
-        </w:rPr>
-        <w:t xml:space="preserve">In your counter script, range(-2) performs no </w:t>
-      </w:r>
-      <w:r>
-        <w:rPr>
-          <w:b/>
-        </w:rPr>
-        <w:t>iteration</w:t>
-      </w:r>
-      <w:r>
-        <w:rPr>
-          <w:b w:val="0"/>
-        </w:rPr>
-        <w:t>s. Does returning the initial 5 make negative rounds valid? Explain what the script checks and what it assumes.</w:t>
-      </w:r>
-    </w:p>
-    <w:p>
-      <w:pPr>
-        <w:pStyle w:val="Heading3"/>
-      </w:pPr>
-      <w:r>
-        <w:t>My reasoning and evidence</w:t>
-      </w:r>
-    </w:p>
-    <w:p>
-      <w:r>
-        <w:t>________________________________________________________________</w:t>
-      </w:r>
-    </w:p>
-    <w:p>
-      <w:r>
-        <w:t>________________________________________________________________</w:t>
-      </w:r>
-    </w:p>
-    <w:p>
-      <w:r>
-        <w:t>________________________________________________________________</w:t>
-      </w:r>
-    </w:p>
-    <w:p>
-      <w:r>
-        <w:t>________________________________________________________________</w:t>
-      </w:r>
-    </w:p>
-    <w:p>
-      <w:r>
-        <w:t>________________________________________________________________</w:t>
-      </w:r>
-    </w:p>
-    <w:p>
-      <w:r>
-        <w:t>________________________________________________________________</w:t>
-      </w:r>
-    </w:p>
-    <w:p>
-      <w:pPr>
-        <w:pStyle w:val="Heading1"/>
-      </w:pPr>
-      <w:r>
-        <w:t>10. Project checkpoint and reflection</w:t>
-      </w:r>
-    </w:p>
-    <w:p>
-      <w:r>
-        <w:t>Connect Loops and trace tables to Python readiness portfolio, identify a limit and choose the next useful test.</w:t>
-      </w:r>
-    </w:p>
-    <w:p>
-      <w:pPr>
-        <w:spacing w:line="336" w:lineRule="auto" w:after="180"/>
-      </w:pPr>
-      <w:r>
-        <w:rPr>
-          <w:b w:val="0"/>
-        </w:rPr>
-        <w:t xml:space="preserve">Add a labelled </w:t>
-      </w:r>
-      <w:r>
-        <w:rPr>
-          <w:b/>
-        </w:rPr>
-        <w:t>loop</w:t>
-      </w:r>
-      <w:r>
-        <w:rPr>
-          <w:b w:val="0"/>
-        </w:rPr>
-        <w:t xml:space="preserve">s and </w:t>
-      </w:r>
-      <w:r>
-        <w:rPr>
-          <w:b/>
-        </w:rPr>
-        <w:t>trace table</w:t>
-      </w:r>
-      <w:r>
-        <w:rPr>
-          <w:b w:val="0"/>
-        </w:rPr>
-        <w:t xml:space="preserve">s </w:t>
-      </w:r>
-      <w:r>
-        <w:rPr>
-          <w:b/>
-        </w:rPr>
-        <w:t>evidence</w:t>
-      </w:r>
-      <w:r>
-        <w:rPr>
-          <w:b w:val="0"/>
-        </w:rPr>
-        <w:t xml:space="preserve"> sheet to Python readiness portfolio. Show how you can trace variable values before and after each </w:t>
-      </w:r>
-      <w:r>
-        <w:rPr>
-          <w:b/>
-        </w:rPr>
-        <w:t>loop</w:t>
-      </w:r>
-      <w:r>
-        <w:rPr>
-          <w:b w:val="0"/>
-        </w:rPr>
-        <w:t xml:space="preserve"> </w:t>
-      </w:r>
-      <w:r>
-        <w:rPr>
-          <w:b/>
-        </w:rPr>
-        <w:t>iteration</w:t>
-      </w:r>
-      <w:r>
-        <w:rPr>
-          <w:b w:val="0"/>
-        </w:rPr>
-        <w:t>.</w:t>
-      </w:r>
-    </w:p>
-    <w:p>
-      <w:pPr>
-        <w:spacing w:line="336" w:lineRule="auto" w:after="180"/>
-      </w:pPr>
-      <w:r>
-        <w:rPr>
-          <w:b w:val="0"/>
-        </w:rPr>
-        <w:t xml:space="preserve">Use the supplied fictional case and keep its </w:t>
-      </w:r>
-      <w:r>
-        <w:rPr>
-          <w:b/>
-        </w:rPr>
-        <w:t>input</w:t>
-      </w:r>
-      <w:r>
-        <w:rPr>
-          <w:b w:val="0"/>
-        </w:rPr>
-        <w:t xml:space="preserve">s, intermediate steps, calculation or </w:t>
-      </w:r>
-      <w:r>
-        <w:rPr>
-          <w:b/>
-        </w:rPr>
-        <w:t>prediction</w:t>
-      </w:r>
-      <w:r>
-        <w:rPr>
-          <w:b w:val="0"/>
-        </w:rPr>
-        <w:t>, and limitation. Connect this record to last week’s record; a matching answer without a trace is insufficient.</w:t>
-      </w:r>
-    </w:p>
-    <w:p>
-      <w:pPr>
-        <w:pStyle w:val="Heading3"/>
-      </w:pPr>
-      <w:r>
-        <w:t>My project change, supporting evidence and remaining limit</w:t>
-      </w:r>
-    </w:p>
-    <w:p>
-      <w:r>
-        <w:t>________________________________________________________________</w:t>
-      </w:r>
-    </w:p>
-    <w:p>
-      <w:r>
-        <w:t>________________________________________________________________</w:t>
-      </w:r>
-    </w:p>
-    <w:p>
-      <w:r>
-        <w:t>________________________________________________________________</w:t>
-      </w:r>
-    </w:p>
-    <w:p>
-      <w:r>
-        <w:t>________________________________________________________________</w:t>
-      </w:r>
-    </w:p>
-    <w:p>
-      <w:r>
-        <w:t>________________________________________________________________</w:t>
-      </w:r>
-    </w:p>
-    <w:p>
-      <w:r>
-        <w:t>________________________________________________________________</w:t>
-      </w:r>
-    </w:p>
-    <w:p>
-      <w:pPr>
-        <w:pStyle w:val="Heading1"/>
-      </w:pPr>
-      <w:r>
-        <w:t>11. Feedback, return check and learning record</w:t>
-      </w:r>
-    </w:p>
-    <w:p>
-      <w:r>
-        <w:t>Record the first repaired step and a different case to revisit after a delay.</w:t>
+        <w:t>11. Feedback · Repair and return</w:t>
+      </w:r>
+    </w:p>
+    <w:p>
+      <w:r>
+        <w:t>Keep the stated task, its own code/values and support record together.</w:t>
+      </w:r>
+    </w:p>
+    <w:p>
+      <w:pPr>
+        <w:pStyle w:val="Heading2"/>
+      </w:pPr>
+      <w:r>
+        <w:t>Task and evidence record</w:t>
       </w:r>
     </w:p>
     <w:tbl>
@@ -1209,12 +791,9 @@
     </w:tbl>
     <w:p>
       <w:pPr>
-        <w:spacing w:line="336" w:lineRule="auto" w:after="180"/>
-      </w:pPr>
-      <w:r>
-        <w:rPr>
-          <w:b w:val="0"/>
-        </w:rPr>
+        <w:pStyle w:val="ListBullet"/>
+      </w:pPr>
+      <w:r>
         <w:t>Revisit this idea with your teacher after a delay. Familiarity is different from explaining and using it on a changed case.</w:t>
       </w:r>
     </w:p>
@@ -1223,46 +802,322 @@
         <w:pStyle w:val="Heading1"/>
       </w:pPr>
       <w:r>
-        <w:t>12. Pictorial case practice: Loops and trace tables</w:t>
-      </w:r>
-    </w:p>
-    <w:p>
-      <w:r>
-        <w:t>Accumulate a short range. A running total adds the integers visited by range(1,5). Explain the labelled step before checking the changed condition.</w:t>
-      </w:r>
-    </w:p>
-    <w:p>
-      <w:pPr>
-        <w:spacing w:line="336" w:lineRule="auto" w:after="180"/>
-      </w:pPr>
-      <w:r>
-        <w:rPr>
-          <w:b w:val="0"/>
-        </w:rPr>
+        <w:t>Reference bank and extra practice</w:t>
+      </w:r>
+    </w:p>
+    <w:p>
+      <w:pPr>
+        <w:pStyle w:val="Heading1"/>
+      </w:pPr>
+      <w:r>
+        <w:t>02. Reference · Supported W2 record</w:t>
+      </w:r>
+    </w:p>
+    <w:p>
+      <w:r>
+        <w:t>Keep the stated task, its own code/values and support record together.</w:t>
+      </w:r>
+    </w:p>
+    <w:p>
+      <w:pPr>
+        <w:pStyle w:val="Heading2"/>
+      </w:pPr>
+      <w:r>
+        <w:t>Task and evidence record</w:t>
+      </w:r>
+    </w:p>
+    <w:p>
+      <w:pPr>
+        <w:pStyle w:val="ListBullet"/>
+      </w:pPr>
+      <w:r>
+        <w:t>Use W2: Trace before running for Loops and trace tables. Record the answer once; the lesson and workbook refer to the same attempt.</w:t>
+      </w:r>
+    </w:p>
+    <w:tbl>
+      <w:tblPr>
+        <w:tblStyle w:val="LightShading-Accent1"/>
+        <w:tblW w:type="auto" w:w="0"/>
+        <w:tblLook w:firstColumn="1" w:firstRow="1" w:lastColumn="0" w:lastRow="0" w:noHBand="0" w:noVBand="1" w:val="04A0"/>
+      </w:tblPr>
+      <w:tblGrid>
+        <w:gridCol w:w="2556"/>
+        <w:gridCol w:w="2556"/>
+        <w:gridCol w:w="2556"/>
+        <w:gridCol w:w="2556"/>
+      </w:tblGrid>
+      <w:tr>
+        <w:trPr>
+          <w:tblHeader/>
+        </w:trPr>
+        <w:tc>
+          <w:tcPr>
+            <w:tcW w:type="dxa" w:w="2556"/>
+          </w:tcPr>
+          <w:p>
+            <w:r>
+              <w:t>Given inputs</w:t>
+            </w:r>
+          </w:p>
+        </w:tc>
+        <w:tc>
+          <w:tcPr>
+            <w:tcW w:type="dxa" w:w="2556"/>
+          </w:tcPr>
+          <w:p>
+            <w:r>
+              <w:t>Procedure I chose</w:t>
+            </w:r>
+          </w:p>
+        </w:tc>
+        <w:tc>
+          <w:tcPr>
+            <w:tcW w:type="dxa" w:w="2556"/>
+          </w:tcPr>
+          <w:p>
+            <w:r>
+              <w:t>Middle steps</w:t>
+            </w:r>
+          </w:p>
+        </w:tc>
+        <w:tc>
+          <w:tcPr>
+            <w:tcW w:type="dxa" w:w="2556"/>
+          </w:tcPr>
+          <w:p>
+            <w:r>
+              <w:t>Result and check</w:t>
+            </w:r>
+          </w:p>
+        </w:tc>
+      </w:tr>
+      <w:tr>
+        <w:tc>
+          <w:tcPr>
+            <w:tcW w:type="dxa" w:w="2556"/>
+          </w:tcPr>
+          <w:p>
+            <w:r/>
+          </w:p>
+        </w:tc>
+        <w:tc>
+          <w:tcPr>
+            <w:tcW w:type="dxa" w:w="2556"/>
+          </w:tcPr>
+          <w:p>
+            <w:r/>
+          </w:p>
+        </w:tc>
+        <w:tc>
+          <w:tcPr>
+            <w:tcW w:type="dxa" w:w="2556"/>
+          </w:tcPr>
+          <w:p>
+            <w:r/>
+          </w:p>
+        </w:tc>
+        <w:tc>
+          <w:tcPr>
+            <w:tcW w:type="dxa" w:w="2556"/>
+          </w:tcPr>
+          <w:p>
+            <w:r/>
+          </w:p>
+        </w:tc>
+      </w:tr>
+    </w:tbl>
+    <w:p>
+      <w:pPr>
+        <w:pStyle w:val="Heading3"/>
+      </w:pPr>
+      <w:r>
+        <w:t>The step I completed without help, and the hint I needed</w:t>
+      </w:r>
+    </w:p>
+    <w:p>
+      <w:r>
+        <w:t>________________________________________________________________</w:t>
+      </w:r>
+    </w:p>
+    <w:p>
+      <w:r>
+        <w:t>________________________________________________________________</w:t>
+      </w:r>
+    </w:p>
+    <w:p>
+      <w:r>
+        <w:t>________________________________________________________________</w:t>
+      </w:r>
+    </w:p>
+    <w:p>
+      <w:pPr>
+        <w:pStyle w:val="Heading1"/>
+      </w:pPr>
+      <w:r>
+        <w:t>03. Extra practice · Individual reasoning check</w:t>
+      </w:r>
+    </w:p>
+    <w:p>
+      <w:r>
+        <w:t>Keep the stated task, its own code/values and support record together.</w:t>
+      </w:r>
+    </w:p>
+    <w:p>
+      <w:pPr>
+        <w:pStyle w:val="Heading2"/>
+      </w:pPr>
+      <w:r>
+        <w:t>Task and evidence record</w:t>
+      </w:r>
+    </w:p>
+    <w:p>
+      <w:pPr>
+        <w:pStyle w:val="ListBullet"/>
+      </w:pPr>
+      <w:r>
+        <w:t>Use the worked case for Loops and trace tables. Proposed explanation: “The stop value is included”. Decide whether this explanation is supported. Point to the step or supplied fact that decides; explain your repair if needed.</w:t>
+      </w:r>
+    </w:p>
+    <w:p>
+      <w:pPr>
+        <w:pStyle w:val="Heading3"/>
+      </w:pPr>
+      <w:r>
+        <w:t>My explanation before partner discussion</w:t>
+      </w:r>
+    </w:p>
+    <w:p>
+      <w:r>
+        <w:t>________________________________________________________________</w:t>
+      </w:r>
+    </w:p>
+    <w:p>
+      <w:r>
+        <w:t>________________________________________________________________</w:t>
+      </w:r>
+    </w:p>
+    <w:p>
+      <w:r>
+        <w:t>________________________________________________________________</w:t>
+      </w:r>
+    </w:p>
+    <w:p>
+      <w:r>
+        <w:t>________________________________________________________________</w:t>
+      </w:r>
+    </w:p>
+    <w:p>
+      <w:pPr>
+        <w:pStyle w:val="Heading1"/>
+      </w:pPr>
+      <w:r>
+        <w:t>08. Additional practice · Earlier W4 transfer</w:t>
+      </w:r>
+    </w:p>
+    <w:p>
+      <w:r>
+        <w:t>Keep the stated task, its own code/values and support record together.</w:t>
+      </w:r>
+    </w:p>
+    <w:p>
+      <w:pPr>
+        <w:pStyle w:val="Heading2"/>
+      </w:pPr>
+      <w:r>
+        <w:t>Task and evidence record</w:t>
+      </w:r>
+    </w:p>
+    <w:p>
+      <w:pPr>
+        <w:pStyle w:val="ListBullet"/>
+      </w:pPr>
+      <w:r>
+        <w:t>A box starts with 5 counters. Each round adds 2 counters. Use rounds = 3, an initialized total and for turn in range(rounds). Print the final total once after the loop. Trace the totals and predict fresh runs with rounds 0, 1 and 3. Assume rounds is a nonnegative integer.</w:t>
+      </w:r>
+    </w:p>
+    <w:p>
+      <w:pPr>
+        <w:pStyle w:val="Heading3"/>
+      </w:pPr>
+      <w:r>
+        <w:t>My reasoning and evidence</w:t>
+      </w:r>
+    </w:p>
+    <w:p>
+      <w:r>
+        <w:t>________________________________________________________________</w:t>
+      </w:r>
+    </w:p>
+    <w:p>
+      <w:r>
+        <w:t>________________________________________________________________</w:t>
+      </w:r>
+    </w:p>
+    <w:p>
+      <w:r>
+        <w:t>________________________________________________________________</w:t>
+      </w:r>
+    </w:p>
+    <w:p>
+      <w:r>
+        <w:t>________________________________________________________________</w:t>
+      </w:r>
+    </w:p>
+    <w:p>
+      <w:r>
+        <w:t>________________________________________________________________</w:t>
+      </w:r>
+    </w:p>
+    <w:p>
+      <w:r>
+        <w:t>________________________________________________________________</w:t>
+      </w:r>
+    </w:p>
+    <w:p>
+      <w:r>
+        <w:t>________________________________________________________________</w:t>
+      </w:r>
+    </w:p>
+    <w:p>
+      <w:r>
+        <w:t>________________________________________________________________</w:t>
+      </w:r>
+    </w:p>
+    <w:p>
+      <w:pPr>
+        <w:pStyle w:val="Heading1"/>
+      </w:pPr>
+      <w:r>
+        <w:t>12. Extra practice · Pictured case</w:t>
+      </w:r>
+    </w:p>
+    <w:p>
+      <w:r>
+        <w:t>Keep the stated task, its own code/values and support record together.</w:t>
+      </w:r>
+    </w:p>
+    <w:p>
+      <w:pPr>
+        <w:pStyle w:val="Heading2"/>
+      </w:pPr>
+      <w:r>
+        <w:t>Task and evidence record</w:t>
+      </w:r>
+    </w:p>
+    <w:p>
+      <w:pPr>
+        <w:pStyle w:val="ListBullet"/>
+      </w:pPr>
+      <w:r>
         <w:t>Accumulate a short range. A running total adds the integers visited by range(1,5).</w:t>
       </w:r>
     </w:p>
     <w:p>
       <w:pPr>
-        <w:spacing w:line="336" w:lineRule="auto" w:after="180"/>
-      </w:pPr>
-      <w:r>
-        <w:rPr>
-          <w:b w:val="0"/>
-        </w:rPr>
-        <w:t xml:space="preserve">Python 3: total=0; for value in range(1,5): total+=value; print(total). The print is after the </w:t>
-      </w:r>
-      <w:r>
-        <w:rPr>
-          <w:b/>
-        </w:rPr>
-        <w:t>loop</w:t>
-      </w:r>
-      <w:r>
-        <w:rPr>
-          <w:b w:val="0"/>
-        </w:rPr>
-        <w:t>.</w:t>
+        <w:pStyle w:val="ListBullet"/>
+      </w:pPr>
+      <w:r>
+        <w:t>Python 3: total=0; for value in range(1,5): total+=value; print(total). The print is after the loop.</w:t>
       </w:r>
     </w:p>
     <w:p>
@@ -1339,12 +1194,9 @@
     </w:p>
     <w:p>
       <w:pPr>
-        <w:spacing w:line="336" w:lineRule="auto" w:after="180"/>
-      </w:pPr>
-      <w:r>
-        <w:rPr>
-          <w:b w:val="0"/>
-        </w:rPr>
+        <w:pStyle w:val="ListBullet"/>
+      </w:pPr>
+      <w:r>
         <w:t>List the four visited values and their running totals. Explain why 5 is absent and what prints for range(1,1).</w:t>
       </w:r>
     </w:p>
@@ -1388,80 +1240,18 @@
     </w:p>
     <w:p>
       <w:pPr>
-        <w:pStyle w:val="Heading3"/>
-      </w:pPr>
-      <w:r>
-        <w:t>Record the help used</w:t>
-      </w:r>
-    </w:p>
-    <w:p>
-      <w:pPr>
-        <w:spacing w:line="336" w:lineRule="auto" w:after="180"/>
-        <w:shd w:fill="F1F6F8"/>
-      </w:pPr>
-      <w:r>
-        <w:rPr>
-          <w:b w:val="0"/>
-        </w:rPr>
-        <w:t xml:space="preserve">Support used: alone / hint / worked example. This record is practice </w:t>
-      </w:r>
-      <w:r>
-        <w:rPr>
-          <w:b/>
-        </w:rPr>
-        <w:t>evidence</w:t>
-      </w:r>
-      <w:r>
-        <w:rPr>
-          <w:b w:val="0"/>
-        </w:rPr>
-        <w:t>.</w:t>
-      </w:r>
-    </w:p>
-    <w:p>
-      <w:pPr>
-        <w:spacing w:line="336" w:lineRule="auto" w:after="180"/>
-      </w:pPr>
-      <w:r>
-        <w:rPr>
-          <w:b w:val="0"/>
-        </w:rPr>
-        <w:t xml:space="preserve">Project connection: For Python readiness before the Responsible Plant Classifier, retain a trace of the values, the predicted </w:t>
-      </w:r>
-      <w:r>
-        <w:rPr>
-          <w:b/>
-        </w:rPr>
-        <w:t>output</w:t>
-      </w:r>
-      <w:r>
-        <w:rPr>
-          <w:b w:val="0"/>
-        </w:rPr>
-        <w:t>s and the changed-case explanation.</w:t>
-      </w:r>
-    </w:p>
-    <w:p>
-      <w:pPr>
-        <w:spacing w:line="336" w:lineRule="auto" w:after="180"/>
-      </w:pPr>
-      <w:r>
-        <w:rPr>
-          <w:b w:val="0"/>
-        </w:rPr>
-        <w:t xml:space="preserve">Use actual Python 3 results to check the </w:t>
-      </w:r>
-      <w:r>
-        <w:rPr>
-          <w:b/>
-        </w:rPr>
-        <w:t>prediction</w:t>
-      </w:r>
-      <w:r>
-        <w:rPr>
-          <w:b w:val="0"/>
-        </w:rPr>
-        <w:t xml:space="preserve"> after reasoning first.</w:t>
+        <w:pStyle w:val="ListBullet"/>
+      </w:pPr>
+      <w:r>
+        <w:t>Support used: alone / hint / worked example. This record is practice evidence.</w:t>
+      </w:r>
+    </w:p>
+    <w:p>
+      <w:pPr>
+        <w:pStyle w:val="ListBullet"/>
+      </w:pPr>
+      <w:r>
+        <w:t>Project connection: For Python readiness before the Responsible Plant Classifier, retain a trace of the values, the predicted outputs and the changed-case explanation. Use actual Python 3 results to check the prediction after reasoning first.</w:t>
       </w:r>
     </w:p>
     <w:p>
@@ -1469,105 +1259,44 @@
         <w:pStyle w:val="Heading1"/>
       </w:pPr>
       <w:r>
-        <w:t>13. Project portfolio milestone</w:t>
-      </w:r>
-    </w:p>
-    <w:p>
-      <w:r>
-        <w:t>Keep this week’s input, deciding step, result and limit together in the Python readiness portfolio record.</w:t>
-      </w:r>
-    </w:p>
-    <w:p>
-      <w:pPr>
-        <w:spacing w:line="336" w:lineRule="auto" w:after="180"/>
-      </w:pPr>
-      <w:r>
-        <w:rPr>
-          <w:b w:val="0"/>
-        </w:rPr>
+        <w:t>13. Reference · Project portfolio milestone</w:t>
+      </w:r>
+    </w:p>
+    <w:p>
+      <w:r>
+        <w:t>Keep the stated task, its own code/values and support record together.</w:t>
+      </w:r>
+    </w:p>
+    <w:p>
+      <w:pPr>
+        <w:pStyle w:val="Heading2"/>
+      </w:pPr>
+      <w:r>
+        <w:t>Task and evidence record</w:t>
+      </w:r>
+    </w:p>
+    <w:p>
+      <w:pPr>
+        <w:pStyle w:val="ListBullet"/>
+      </w:pPr>
+      <w:r>
         <w:t>Project: Python readiness portfolio</w:t>
       </w:r>
     </w:p>
     <w:p>
       <w:pPr>
-        <w:spacing w:line="336" w:lineRule="auto" w:after="180"/>
-      </w:pPr>
-      <w:r>
-        <w:rPr>
-          <w:b w:val="0"/>
-        </w:rPr>
-        <w:t xml:space="preserve">Current milestone: Python readiness portfolio. Keep runnable code, </w:t>
-      </w:r>
-      <w:r>
-        <w:rPr>
-          <w:b/>
-        </w:rPr>
-        <w:t>prediction</w:t>
-      </w:r>
-      <w:r>
-        <w:rPr>
-          <w:b w:val="0"/>
-        </w:rPr>
-        <w:t xml:space="preserve">s, actual </w:t>
-      </w:r>
-      <w:r>
-        <w:rPr>
-          <w:b/>
-        </w:rPr>
-        <w:t>output</w:t>
-      </w:r>
-      <w:r>
-        <w:rPr>
-          <w:b w:val="0"/>
-        </w:rPr>
-        <w:t xml:space="preserve">s, one repaired error and an explanation of a function on changed </w:t>
-      </w:r>
-      <w:r>
-        <w:rPr>
-          <w:b/>
-        </w:rPr>
-        <w:t>input</w:t>
-      </w:r>
-      <w:r>
-        <w:rPr>
-          <w:b w:val="0"/>
-        </w:rPr>
-        <w:t>s.</w:t>
-      </w:r>
-    </w:p>
-    <w:p>
-      <w:pPr>
-        <w:spacing w:line="336" w:lineRule="auto" w:after="180"/>
-      </w:pPr>
-      <w:r>
-        <w:rPr>
-          <w:b w:val="0"/>
-        </w:rPr>
-        <w:t xml:space="preserve">For Python readiness before the Responsible Plant Classifier, retain a trace of the values, the predicted </w:t>
-      </w:r>
-      <w:r>
-        <w:rPr>
-          <w:b/>
-        </w:rPr>
-        <w:t>output</w:t>
-      </w:r>
-      <w:r>
-        <w:rPr>
-          <w:b w:val="0"/>
-        </w:rPr>
-        <w:t xml:space="preserve">s and the changed-case explanation. Use actual Python 3 results to check the </w:t>
-      </w:r>
-      <w:r>
-        <w:rPr>
-          <w:b/>
-        </w:rPr>
-        <w:t>prediction</w:t>
-      </w:r>
-      <w:r>
-        <w:rPr>
-          <w:b w:val="0"/>
-        </w:rPr>
-        <w:t xml:space="preserve"> after reasoning first.</w:t>
+        <w:pStyle w:val="ListBullet"/>
+      </w:pPr>
+      <w:r>
+        <w:t>Current milestone: Python readiness portfolio. Keep runnable code, predictions, actual outputs, one repaired error and an explanation of a function on changed inputs.</w:t>
+      </w:r>
+    </w:p>
+    <w:p>
+      <w:pPr>
+        <w:pStyle w:val="ListBullet"/>
+      </w:pPr>
+      <w:r>
+        <w:t>For Python readiness before the Responsible Plant Classifier, retain a trace of the values, the predicted outputs and the changed-case explanation. Use actual Python 3 results to check the prediction after reasoning first.</w:t>
       </w:r>
     </w:p>
     <w:tbl>
@@ -1724,12 +1453,516 @@
         <w:pStyle w:val="Heading1"/>
       </w:pPr>
       <w:r>
-        <w:t>14. Supported practice and learning evidence</w:t>
-      </w:r>
-    </w:p>
-    <w:p>
-      <w:r>
-        <w:t>Try the supported questions before comparing with hints and feedback. Record what you repaired and the evidence you retained.</w:t>
+        <w:t>14. Extra practice · Predict, check and repair</w:t>
+      </w:r>
+    </w:p>
+    <w:p>
+      <w:r>
+        <w:t>Use only after an attempt; keep the reserved assessment separate.</w:t>
+      </w:r>
+    </w:p>
+    <w:p>
+      <w:pPr>
+        <w:pStyle w:val="Heading2"/>
+      </w:pPr>
+      <w:r>
+        <w:t>First question and hint</w:t>
+      </w:r>
+    </w:p>
+    <w:p>
+      <w:pPr>
+        <w:pStyle w:val="ListBullet"/>
+      </w:pPr>
+      <w:r>
+        <w:t>Accumulate a short range. A running total adds the integers visited by range(1,5).</w:t>
+      </w:r>
+    </w:p>
+    <w:p>
+      <w:pPr>
+        <w:pStyle w:val="Heading3"/>
+      </w:pPr>
+      <w:r>
+        <w:t>Practice 1: explain the deciding evidence</w:t>
+      </w:r>
+    </w:p>
+    <w:p>
+      <w:pPr>
+        <w:pStyle w:val="ListBullet"/>
+      </w:pPr>
+      <w:r>
+        <w:t>Which labelled step matches this detail? The final displayed value is 10.</w:t>
+      </w:r>
+    </w:p>
+    <w:p>
+      <w:pPr>
+        <w:pStyle w:val="ListBullet"/>
+      </w:pPr>
+      <w:r>
+        <w:t>1. Trace running total</w:t>
+      </w:r>
+    </w:p>
+    <w:p>
+      <w:pPr>
+        <w:pStyle w:val="ListBullet"/>
+      </w:pPr>
+      <w:r>
+        <w:t>2. Print after the loop</w:t>
+      </w:r>
+    </w:p>
+    <w:p>
+      <w:pPr>
+        <w:pStyle w:val="ListBullet"/>
+      </w:pPr>
+      <w:r>
+        <w:t>3. Visit the range</w:t>
+      </w:r>
+    </w:p>
+    <w:p>
+      <w:pPr>
+        <w:pStyle w:val="Heading3"/>
+      </w:pPr>
+      <w:r>
+        <w:t>My selected conclusion, deciding fact and explanation</w:t>
+      </w:r>
+    </w:p>
+    <w:p>
+      <w:r>
+        <w:t>________________________________________________________________</w:t>
+      </w:r>
+    </w:p>
+    <w:p>
+      <w:r>
+        <w:t>________________________________________________________________</w:t>
+      </w:r>
+    </w:p>
+    <w:p>
+      <w:r>
+        <w:t>________________________________________________________________</w:t>
+      </w:r>
+    </w:p>
+    <w:p>
+      <w:r>
+        <w:t>________________________________________________________________</w:t>
+      </w:r>
+    </w:p>
+    <w:p>
+      <w:r>
+        <w:t>________________________________________________________________</w:t>
+      </w:r>
+    </w:p>
+    <w:p>
+      <w:pPr>
+        <w:pStyle w:val="ListBullet"/>
+      </w:pPr>
+      <w:r>
+        <w:t>Hint if needed: Read the steps in the pictorial case. Match the supplied detail to the stage that performs or records it.</w:t>
+      </w:r>
+    </w:p>
+    <w:p>
+      <w:pPr>
+        <w:pStyle w:val="Heading2"/>
+      </w:pPr>
+      <w:r>
+        <w:t>Check the first explanation · reference / check after trying</w:t>
+      </w:r>
+    </w:p>
+    <w:p>
+      <w:pPr>
+        <w:spacing w:line="336" w:lineRule="auto" w:after="180"/>
+      </w:pPr>
+      <w:r>
+        <w:rPr>
+          <w:b w:val="0"/>
+        </w:rPr>
+        <w:t xml:space="preserve">After your attempt, compare with the supported explanation: Print after the </w:t>
+      </w:r>
+      <w:r>
+        <w:rPr>
+          <w:b/>
+        </w:rPr>
+        <w:t>loop</w:t>
+      </w:r>
+      <w:r>
+        <w:rPr>
+          <w:b w:val="0"/>
+        </w:rPr>
+        <w:t xml:space="preserve"> The final displayed value is 10. A </w:t>
+      </w:r>
+      <w:r>
+        <w:rPr>
+          <w:b/>
+        </w:rPr>
+        <w:t>loop</w:t>
+      </w:r>
+      <w:r>
+        <w:rPr>
+          <w:b w:val="0"/>
+        </w:rPr>
+        <w:t xml:space="preserve"> repeats an operation for each visited value.</w:t>
+      </w:r>
+    </w:p>
+    <w:p>
+      <w:pPr>
+        <w:spacing w:line="336" w:lineRule="auto" w:after="180"/>
+      </w:pPr>
+      <w:r>
+        <w:rPr>
+          <w:b w:val="0"/>
+        </w:rPr>
+        <w:t xml:space="preserve">A </w:t>
+      </w:r>
+      <w:r>
+        <w:rPr>
+          <w:b/>
+        </w:rPr>
+        <w:t>trace table</w:t>
+      </w:r>
+      <w:r>
+        <w:rPr>
+          <w:b w:val="0"/>
+        </w:rPr>
+        <w:t xml:space="preserve"> distinguishes the current value from the </w:t>
+      </w:r>
+      <w:r>
+        <w:rPr>
+          <w:b/>
+        </w:rPr>
+        <w:t>accumulator</w:t>
+      </w:r>
+      <w:r>
+        <w:rPr>
+          <w:b w:val="0"/>
+        </w:rPr>
+        <w:t>; the range stop is not included.</w:t>
+      </w:r>
+    </w:p>
+    <w:p>
+      <w:pPr>
+        <w:pStyle w:val="Heading2"/>
+      </w:pPr>
+      <w:r>
+        <w:t>Changed-case question and hint</w:t>
+      </w:r>
+    </w:p>
+    <w:p>
+      <w:pPr>
+        <w:pStyle w:val="Heading3"/>
+      </w:pPr>
+      <w:r>
+        <w:t>Practice 2: explain the deciding evidence</w:t>
+      </w:r>
+    </w:p>
+    <w:p>
+      <w:pPr>
+        <w:pStyle w:val="ListBullet"/>
+      </w:pPr>
+      <w:r>
+        <w:t>Changed-case practice: Replace range(1,5) with range(1,1). Which conclusion is supported by the supplied facts?</w:t>
+      </w:r>
+    </w:p>
+    <w:p>
+      <w:pPr>
+        <w:pStyle w:val="ListBullet"/>
+      </w:pPr>
+      <w:r>
+        <w:t>1. We can decide the result without examining the changed input or the procedure.</w:t>
+      </w:r>
+    </w:p>
+    <w:p>
+      <w:pPr>
+        <w:pStyle w:val="ListBullet"/>
+      </w:pPr>
+      <w:r>
+        <w:t>2. No values are visited and the final output is 0.</w:t>
+      </w:r>
+    </w:p>
+    <w:p>
+      <w:pPr>
+        <w:pStyle w:val="ListBullet"/>
+      </w:pPr>
+      <w:r>
+        <w:t>3. This one example guarantees correct results for every future input.</w:t>
+      </w:r>
+    </w:p>
+    <w:p>
+      <w:pPr>
+        <w:pStyle w:val="Heading3"/>
+      </w:pPr>
+      <w:r>
+        <w:t>My selected conclusion, deciding fact and explanation</w:t>
+      </w:r>
+    </w:p>
+    <w:p>
+      <w:r>
+        <w:t>________________________________________________________________</w:t>
+      </w:r>
+    </w:p>
+    <w:p>
+      <w:r>
+        <w:t>________________________________________________________________</w:t>
+      </w:r>
+    </w:p>
+    <w:p>
+      <w:r>
+        <w:t>________________________________________________________________</w:t>
+      </w:r>
+    </w:p>
+    <w:p>
+      <w:r>
+        <w:t>________________________________________________________________</w:t>
+      </w:r>
+    </w:p>
+    <w:p>
+      <w:r>
+        <w:t>________________________________________________________________</w:t>
+      </w:r>
+    </w:p>
+    <w:p>
+      <w:pPr>
+        <w:pStyle w:val="ListBullet"/>
+      </w:pPr>
+      <w:r>
+        <w:t>Hint if needed: Use the changed condition and the deciding step in the pictorial trace. The answer must say what follows from those facts.</w:t>
+      </w:r>
+    </w:p>
+    <w:p>
+      <w:pPr>
+        <w:pStyle w:val="Heading2"/>
+      </w:pPr>
+      <w:r>
+        <w:t>Check the changed explanation · reference / check after trying</w:t>
+      </w:r>
+    </w:p>
+    <w:p>
+      <w:pPr>
+        <w:spacing w:line="336" w:lineRule="auto" w:after="180"/>
+      </w:pPr>
+      <w:r>
+        <w:rPr>
+          <w:b w:val="0"/>
+        </w:rPr>
+        <w:t xml:space="preserve">After your attempt, compare with the supported explanation: No values are visited and the final </w:t>
+      </w:r>
+      <w:r>
+        <w:rPr>
+          <w:b/>
+        </w:rPr>
+        <w:t>output</w:t>
+      </w:r>
+      <w:r>
+        <w:rPr>
+          <w:b w:val="0"/>
+        </w:rPr>
+        <w:t xml:space="preserve"> is 0. The </w:t>
+      </w:r>
+      <w:r>
+        <w:rPr>
+          <w:b/>
+        </w:rPr>
+        <w:t>accumulator</w:t>
+      </w:r>
+      <w:r>
+        <w:rPr>
+          <w:b w:val="0"/>
+        </w:rPr>
+        <w:t xml:space="preserve"> starts at zero and an empty </w:t>
+      </w:r>
+      <w:r>
+        <w:rPr>
+          <w:b/>
+        </w:rPr>
+        <w:t>loop</w:t>
+      </w:r>
+      <w:r>
+        <w:rPr>
+          <w:b w:val="0"/>
+        </w:rPr>
+        <w:t xml:space="preserve"> never changes it.</w:t>
+      </w:r>
+    </w:p>
+    <w:p>
+      <w:pPr>
+        <w:pStyle w:val="Heading2"/>
+      </w:pPr>
+      <w:r>
+        <w:t>Repair and keep the record</w:t>
+      </w:r>
+    </w:p>
+    <w:p>
+      <w:pPr>
+        <w:spacing w:line="336" w:lineRule="auto" w:after="180"/>
+      </w:pPr>
+      <w:r>
+        <w:rPr>
+          <w:b w:val="0"/>
+        </w:rPr>
+        <w:t>Review Branching and boundary tests (python-bridge/5). Goal: Trace the selected branch in an if elif else chain. Short practice: Trace -2, 4 and 5 through the branches.</w:t>
+      </w:r>
+    </w:p>
+    <w:p>
+      <w:pPr>
+        <w:spacing w:line="336" w:lineRule="auto" w:after="180"/>
+      </w:pPr>
+      <w:r>
+        <w:rPr>
+          <w:b w:val="0"/>
+        </w:rPr>
+        <w:t>Explain why the negative check comes first and what label -2 gets if it is removed.. Return to this week and explain what you changed.</w:t>
+      </w:r>
+    </w:p>
+    <w:p>
+      <w:pPr>
+        <w:spacing w:line="336" w:lineRule="auto" w:after="180"/>
+      </w:pPr>
+      <w:r>
+        <w:rPr>
+          <w:b w:val="0"/>
+        </w:rPr>
+        <w:t>Review Expressions and operator order (python-bridge/3). Goal: Evaluate numeric expressions using Python’s grouping rules. Short practice: Trace the operation order in both expressions.</w:t>
+      </w:r>
+    </w:p>
+    <w:p>
+      <w:pPr>
+        <w:spacing w:line="336" w:lineRule="auto" w:after="180"/>
+      </w:pPr>
+      <w:r>
+        <w:rPr>
+          <w:b w:val="0"/>
+        </w:rPr>
+        <w:t>Identify which picture step changes with parentheses and predict both results when the multiplier becomes four.. Return to this week and explain what you changed.</w:t>
+      </w:r>
+    </w:p>
+    <w:p>
+      <w:pPr>
+        <w:spacing w:line="336" w:lineRule="auto" w:after="180"/>
+      </w:pPr>
+      <w:r>
+        <w:rPr>
+          <w:b w:val="0"/>
+        </w:rPr>
+        <w:t xml:space="preserve">The browser lab lets you edit the supported Python examples already included in this lesson. Predict first, run, inspect the actual </w:t>
+      </w:r>
+      <w:r>
+        <w:rPr>
+          <w:b/>
+        </w:rPr>
+        <w:t>output</w:t>
+      </w:r>
+      <w:r>
+        <w:rPr>
+          <w:b w:val="0"/>
+        </w:rPr>
+        <w:t xml:space="preserve"> or error, change one </w:t>
+      </w:r>
+      <w:r>
+        <w:rPr>
+          <w:b/>
+        </w:rPr>
+        <w:t>input</w:t>
+      </w:r>
+      <w:r>
+        <w:rPr>
+          <w:b w:val="0"/>
+        </w:rPr>
+        <w:t>, then run again.</w:t>
+      </w:r>
+    </w:p>
+    <w:p>
+      <w:pPr>
+        <w:spacing w:line="336" w:lineRule="auto" w:after="180"/>
+      </w:pPr>
+      <w:r>
+        <w:rPr>
+          <w:b w:val="0"/>
+        </w:rPr>
+        <w:t xml:space="preserve">Keep code, </w:t>
+      </w:r>
+      <w:r>
+        <w:rPr>
+          <w:b/>
+        </w:rPr>
+        <w:t>prediction</w:t>
+      </w:r>
+      <w:r>
+        <w:rPr>
+          <w:b w:val="0"/>
+        </w:rPr>
+        <w:t>s, actual results and a reasoned revision together. On paper, label your result as a trace rather than an execution.</w:t>
+      </w:r>
+    </w:p>
+    <w:p>
+      <w:pPr>
+        <w:spacing w:line="336" w:lineRule="auto" w:after="180"/>
+      </w:pPr>
+      <w:r>
+        <w:rPr>
+          <w:b w:val="0"/>
+        </w:rPr>
+        <w:t xml:space="preserve">Use Download completed work in the hosted lesson to export your answers, reflections, practice feedback and code-run </w:t>
+      </w:r>
+      <w:r>
+        <w:rPr>
+          <w:b/>
+        </w:rPr>
+        <w:t>evidence</w:t>
+      </w:r>
+      <w:r>
+        <w:rPr>
+          <w:b w:val="0"/>
+        </w:rPr>
+        <w:t>. Open the HTML copy to read or print it.</w:t>
+      </w:r>
+    </w:p>
+    <w:p>
+      <w:pPr>
+        <w:spacing w:line="336" w:lineRule="auto" w:after="180"/>
+      </w:pPr>
+      <w:r>
+        <w:rPr>
+          <w:b w:val="0"/>
+        </w:rPr>
+        <w:t>Drafts stay in this browser when storage is available; clear drafts on a shared device.</w:t>
+      </w:r>
+    </w:p>
+    <w:p>
+      <w:pPr>
+        <w:pStyle w:val="Heading3"/>
+      </w:pPr>
+      <w:r>
+        <w:t>What I repaired, the evidence I kept and the next test</w:t>
+      </w:r>
+    </w:p>
+    <w:p>
+      <w:r>
+        <w:t>________________________________________________________________</w:t>
+      </w:r>
+    </w:p>
+    <w:p>
+      <w:r>
+        <w:t>________________________________________________________________</w:t>
+      </w:r>
+    </w:p>
+    <w:p>
+      <w:r>
+        <w:t>________________________________________________________________</w:t>
+      </w:r>
+    </w:p>
+    <w:p>
+      <w:r>
+        <w:t>________________________________________________________________</w:t>
+      </w:r>
+    </w:p>
+    <w:p>
+      <w:r>
+        <w:t>________________________________________________________________</w:t>
+      </w:r>
+    </w:p>
+    <w:p>
+      <w:pPr>
+        <w:pStyle w:val="Heading2"/>
+      </w:pPr>
+      <w:r>
+        <w:t>Earlier wording, alternatives and picture transcripts · reference / check after trying</w:t>
       </w:r>
     </w:p>
     <w:p>
@@ -1745,74 +1978,10 @@
     </w:p>
     <w:p>
       <w:pPr>
-        <w:spacing w:line="336" w:lineRule="auto" w:after="180"/>
-      </w:pPr>
-      <w:r>
-        <w:rPr>
-          <w:b w:val="0"/>
-        </w:rPr>
-        <w:t>Accumulate a short range. A running total adds the integers visited by range(1,5).</w:t>
-      </w:r>
-    </w:p>
-    <w:p>
-      <w:pPr>
         <w:pStyle w:val="Heading3"/>
       </w:pPr>
       <w:r>
-        <w:t>Practice 1: explain the deciding evidence</w:t>
-      </w:r>
-    </w:p>
-    <w:p>
-      <w:pPr>
-        <w:spacing w:line="336" w:lineRule="auto" w:after="180"/>
-      </w:pPr>
-      <w:r>
-        <w:rPr>
-          <w:b w:val="0"/>
-        </w:rPr>
-        <w:t>Which labelled step matches this detail? The final displayed value is 10.</w:t>
-      </w:r>
-    </w:p>
-    <w:p>
-      <w:pPr>
-        <w:spacing w:line="336" w:lineRule="auto" w:after="180"/>
-        <w:shd w:fill="F4F9FC"/>
-      </w:pPr>
-      <w:r>
-        <w:rPr>
-          <w:b w:val="0"/>
-        </w:rPr>
-        <w:t>1. Trace running total</w:t>
-      </w:r>
-    </w:p>
-    <w:p>
-      <w:pPr>
-        <w:spacing w:line="336" w:lineRule="auto" w:after="180"/>
-        <w:shd w:fill="F4F9FC"/>
-      </w:pPr>
-      <w:r>
-        <w:rPr>
-          <w:b w:val="0"/>
-        </w:rPr>
-        <w:t xml:space="preserve">2. Print after the </w:t>
-      </w:r>
-      <w:r>
-        <w:rPr>
-          <w:b/>
-        </w:rPr>
-        <w:t>loop</w:t>
-      </w:r>
-    </w:p>
-    <w:p>
-      <w:pPr>
-        <w:spacing w:line="336" w:lineRule="auto" w:after="180"/>
-        <w:shd w:fill="F4F9FC"/>
-      </w:pPr>
-      <w:r>
-        <w:rPr>
-          <w:b w:val="0"/>
-        </w:rPr>
-        <w:t>3. Visit the range</w:t>
+        <w:t>Repair a missing building block</w:t>
       </w:r>
     </w:p>
     <w:p>
@@ -1820,32 +1989,7 @@
         <w:pStyle w:val="Heading3"/>
       </w:pPr>
       <w:r>
-        <w:t>My selected conclusion, deciding fact and explanation</w:t>
-      </w:r>
-    </w:p>
-    <w:p>
-      <w:r>
-        <w:t>________________________________________________________________</w:t>
-      </w:r>
-    </w:p>
-    <w:p>
-      <w:r>
-        <w:t>________________________________________________________________</w:t>
-      </w:r>
-    </w:p>
-    <w:p>
-      <w:r>
-        <w:t>________________________________________________________________</w:t>
-      </w:r>
-    </w:p>
-    <w:p>
-      <w:r>
-        <w:t>________________________________________________________________</w:t>
-      </w:r>
-    </w:p>
-    <w:p>
-      <w:r>
-        <w:t>________________________________________________________________</w:t>
+        <w:t>Predict, run and debug</w:t>
       </w:r>
     </w:p>
     <w:p>
@@ -1853,519 +1997,25 @@
         <w:pStyle w:val="Heading3"/>
       </w:pPr>
       <w:r>
-        <w:t>Hint · try first</w:t>
-      </w:r>
-    </w:p>
-    <w:p>
-      <w:pPr>
-        <w:spacing w:line="336" w:lineRule="auto" w:after="180"/>
-        <w:shd w:fill="F1F6F8"/>
-      </w:pPr>
-      <w:r>
-        <w:rPr>
-          <w:b w:val="0"/>
-        </w:rPr>
-        <w:t>Hint if needed: Read the steps in the pictorial case. Match the supplied detail to the stage that performs or records it.</w:t>
-      </w:r>
-    </w:p>
-    <w:p>
-      <w:pPr>
-        <w:pStyle w:val="Heading3"/>
-      </w:pPr>
-      <w:r>
-        <w:t>Feedback · compare after trying</w:t>
-      </w:r>
-    </w:p>
-    <w:p>
-      <w:pPr>
-        <w:spacing w:line="336" w:lineRule="auto" w:after="180"/>
-        <w:shd w:fill="F1F6FC"/>
-      </w:pPr>
-      <w:r>
-        <w:rPr>
-          <w:b w:val="0"/>
-        </w:rPr>
-        <w:t xml:space="preserve">After your attempt, compare with the supported explanation: Print after the </w:t>
-      </w:r>
-      <w:r>
-        <w:rPr>
-          <w:b/>
-        </w:rPr>
-        <w:t>loop</w:t>
-      </w:r>
-      <w:r>
-        <w:rPr>
-          <w:b w:val="0"/>
-        </w:rPr>
-        <w:t xml:space="preserve"> The final displayed value is 10. A </w:t>
-      </w:r>
-      <w:r>
-        <w:rPr>
-          <w:b/>
-        </w:rPr>
-        <w:t>loop</w:t>
-      </w:r>
-      <w:r>
-        <w:rPr>
-          <w:b w:val="0"/>
-        </w:rPr>
-        <w:t xml:space="preserve"> repeats an operation for each visited value.</w:t>
-      </w:r>
-    </w:p>
-    <w:p>
-      <w:pPr>
-        <w:spacing w:line="336" w:lineRule="auto" w:after="180"/>
-        <w:shd w:fill="F1F6FC"/>
-      </w:pPr>
-      <w:r>
-        <w:rPr>
-          <w:b w:val="0"/>
-        </w:rPr>
-        <w:t xml:space="preserve">A </w:t>
-      </w:r>
-      <w:r>
-        <w:rPr>
-          <w:b/>
-        </w:rPr>
-        <w:t>trace table</w:t>
-      </w:r>
-      <w:r>
-        <w:rPr>
-          <w:b w:val="0"/>
-        </w:rPr>
-        <w:t xml:space="preserve"> distinguishes the current value from the </w:t>
-      </w:r>
-      <w:r>
-        <w:rPr>
-          <w:b/>
-        </w:rPr>
-        <w:t>accumulator</w:t>
-      </w:r>
-      <w:r>
-        <w:rPr>
-          <w:b w:val="0"/>
-        </w:rPr>
-        <w:t>; the range stop is not included.</w:t>
-      </w:r>
-    </w:p>
-    <w:p>
-      <w:pPr>
-        <w:pStyle w:val="Heading3"/>
-      </w:pPr>
-      <w:r>
-        <w:t>Practice 2: explain the deciding evidence</w:t>
-      </w:r>
-    </w:p>
-    <w:p>
-      <w:pPr>
-        <w:pStyle w:val="Heading3"/>
-      </w:pPr>
-      <w:r>
-        <w:t>Changed case · predict first</w:t>
-      </w:r>
-    </w:p>
-    <w:p>
-      <w:pPr>
-        <w:spacing w:line="336" w:lineRule="auto" w:after="180"/>
-        <w:shd w:fill="F5F1FB"/>
-      </w:pPr>
-      <w:r>
-        <w:rPr>
-          <w:b w:val="0"/>
-        </w:rPr>
-        <w:t>Changed-case practice: Replace range(1,5) with range(1,1). Which conclusion is supported by the supplied facts?</w:t>
-      </w:r>
-    </w:p>
-    <w:p>
-      <w:pPr>
-        <w:spacing w:line="336" w:lineRule="auto" w:after="180"/>
-        <w:shd w:fill="F4F9FC"/>
-      </w:pPr>
-      <w:r>
-        <w:rPr>
-          <w:b w:val="0"/>
-        </w:rPr>
-        <w:t xml:space="preserve">1. We can decide the result without examining the changed </w:t>
-      </w:r>
-      <w:r>
-        <w:rPr>
-          <w:b/>
-        </w:rPr>
-        <w:t>input</w:t>
-      </w:r>
-      <w:r>
-        <w:rPr>
-          <w:b w:val="0"/>
-        </w:rPr>
-        <w:t xml:space="preserve"> or the procedure.</w:t>
-      </w:r>
-    </w:p>
-    <w:p>
-      <w:pPr>
-        <w:spacing w:line="336" w:lineRule="auto" w:after="180"/>
-        <w:shd w:fill="F4F9FC"/>
-      </w:pPr>
-      <w:r>
-        <w:rPr>
-          <w:b w:val="0"/>
-        </w:rPr>
-        <w:t xml:space="preserve">2. No values are visited and the final </w:t>
-      </w:r>
-      <w:r>
-        <w:rPr>
-          <w:b/>
-        </w:rPr>
-        <w:t>output</w:t>
-      </w:r>
-      <w:r>
-        <w:rPr>
-          <w:b w:val="0"/>
-        </w:rPr>
-        <w:t xml:space="preserve"> is 0.</w:t>
-      </w:r>
-    </w:p>
-    <w:p>
-      <w:pPr>
-        <w:spacing w:line="336" w:lineRule="auto" w:after="180"/>
-        <w:shd w:fill="F4F9FC"/>
-      </w:pPr>
-      <w:r>
-        <w:rPr>
-          <w:b w:val="0"/>
-        </w:rPr>
-        <w:t xml:space="preserve">3. This one example guarantees correct results for every future </w:t>
-      </w:r>
-      <w:r>
-        <w:rPr>
-          <w:b/>
-        </w:rPr>
-        <w:t>input</w:t>
-      </w:r>
-      <w:r>
-        <w:rPr>
-          <w:b w:val="0"/>
-        </w:rPr>
-        <w:t>.</w:t>
-      </w:r>
-    </w:p>
-    <w:p>
-      <w:pPr>
-        <w:pStyle w:val="Heading3"/>
-      </w:pPr>
-      <w:r>
-        <w:t>My selected conclusion, deciding fact and explanation</w:t>
-      </w:r>
-    </w:p>
-    <w:p>
-      <w:r>
-        <w:t>________________________________________________________________</w:t>
-      </w:r>
-    </w:p>
-    <w:p>
-      <w:r>
-        <w:t>________________________________________________________________</w:t>
-      </w:r>
-    </w:p>
-    <w:p>
-      <w:r>
-        <w:t>________________________________________________________________</w:t>
-      </w:r>
-    </w:p>
-    <w:p>
-      <w:r>
-        <w:t>________________________________________________________________</w:t>
-      </w:r>
-    </w:p>
-    <w:p>
-      <w:r>
-        <w:t>________________________________________________________________</w:t>
-      </w:r>
-    </w:p>
-    <w:p>
-      <w:pPr>
-        <w:pStyle w:val="Heading3"/>
-      </w:pPr>
-      <w:r>
-        <w:t>Hint · try first</w:t>
-      </w:r>
-    </w:p>
-    <w:p>
-      <w:pPr>
-        <w:spacing w:line="336" w:lineRule="auto" w:after="180"/>
-        <w:shd w:fill="F1F6F8"/>
-      </w:pPr>
-      <w:r>
-        <w:rPr>
-          <w:b w:val="0"/>
-        </w:rPr>
-        <w:t>Hint if needed: Use the changed condition and the deciding step in the pictorial trace. The answer must say what follows from those facts.</w:t>
-      </w:r>
-    </w:p>
-    <w:p>
-      <w:pPr>
-        <w:pStyle w:val="Heading3"/>
-      </w:pPr>
-      <w:r>
-        <w:t>Feedback · compare after trying</w:t>
-      </w:r>
-    </w:p>
-    <w:p>
-      <w:pPr>
-        <w:spacing w:line="336" w:lineRule="auto" w:after="180"/>
-        <w:shd w:fill="F1F6FC"/>
-      </w:pPr>
-      <w:r>
-        <w:rPr>
-          <w:b w:val="0"/>
-        </w:rPr>
-        <w:t xml:space="preserve">After your attempt, compare with the supported explanation: No values are visited and the final </w:t>
-      </w:r>
-      <w:r>
-        <w:rPr>
-          <w:b/>
-        </w:rPr>
-        <w:t>output</w:t>
-      </w:r>
-      <w:r>
-        <w:rPr>
-          <w:b w:val="0"/>
-        </w:rPr>
-        <w:t xml:space="preserve"> is 0. The </w:t>
-      </w:r>
-      <w:r>
-        <w:rPr>
-          <w:b/>
-        </w:rPr>
-        <w:t>accumulator</w:t>
-      </w:r>
-      <w:r>
-        <w:rPr>
-          <w:b w:val="0"/>
-        </w:rPr>
-        <w:t xml:space="preserve"> starts at zero and an empty </w:t>
-      </w:r>
-      <w:r>
-        <w:rPr>
-          <w:b/>
-        </w:rPr>
-        <w:t>loop</w:t>
-      </w:r>
-      <w:r>
-        <w:rPr>
-          <w:b w:val="0"/>
-        </w:rPr>
-        <w:t xml:space="preserve"> never changes it.</w:t>
-      </w:r>
-    </w:p>
-    <w:p>
-      <w:pPr>
-        <w:pStyle w:val="Heading3"/>
-      </w:pPr>
-      <w:r>
-        <w:t>Repair a missing building block</w:t>
-      </w:r>
-    </w:p>
-    <w:p>
-      <w:pPr>
-        <w:spacing w:line="336" w:lineRule="auto" w:after="180"/>
-      </w:pPr>
-      <w:r>
-        <w:rPr>
-          <w:b w:val="0"/>
-        </w:rPr>
-        <w:t>Review Branching and boundary tests (python-bridge/5). Goal: Trace the selected branch in an if elif else chain. Short practice: Trace -2, 4 and 5 through the branches.</w:t>
-      </w:r>
-    </w:p>
-    <w:p>
-      <w:pPr>
-        <w:spacing w:line="336" w:lineRule="auto" w:after="180"/>
-      </w:pPr>
-      <w:r>
-        <w:rPr>
-          <w:b w:val="0"/>
-        </w:rPr>
-        <w:t>Explain why the negative check comes first and what label -2 gets if it is removed.. Return to this week and explain what you changed.</w:t>
-      </w:r>
-    </w:p>
-    <w:p>
-      <w:pPr>
-        <w:spacing w:line="336" w:lineRule="auto" w:after="180"/>
-      </w:pPr>
-      <w:r>
-        <w:rPr>
-          <w:b w:val="0"/>
-        </w:rPr>
-        <w:t>Review Expressions and operator order (python-bridge/3). Goal: Evaluate numeric expressions using Python’s grouping rules. Short practice: Trace the operation order in both expressions.</w:t>
-      </w:r>
-    </w:p>
-    <w:p>
-      <w:pPr>
-        <w:spacing w:line="336" w:lineRule="auto" w:after="180"/>
-      </w:pPr>
-      <w:r>
-        <w:rPr>
-          <w:b w:val="0"/>
-        </w:rPr>
-        <w:t>Identify which picture step changes with parentheses and predict both results when the multiplier becomes four.. Return to this week and explain what you changed.</w:t>
-      </w:r>
-    </w:p>
-    <w:p>
-      <w:pPr>
-        <w:pStyle w:val="Heading3"/>
-      </w:pPr>
-      <w:r>
-        <w:t>Predict, run and debug</w:t>
-      </w:r>
-    </w:p>
-    <w:p>
-      <w:pPr>
-        <w:spacing w:line="336" w:lineRule="auto" w:after="180"/>
-      </w:pPr>
-      <w:r>
-        <w:rPr>
-          <w:b w:val="0"/>
-        </w:rPr>
-        <w:t xml:space="preserve">The browser lab lets you edit the supported Python examples already included in this lesson. Predict first, run, inspect the actual </w:t>
-      </w:r>
-      <w:r>
-        <w:rPr>
-          <w:b/>
-        </w:rPr>
-        <w:t>output</w:t>
-      </w:r>
-      <w:r>
-        <w:rPr>
-          <w:b w:val="0"/>
-        </w:rPr>
-        <w:t xml:space="preserve"> or error, change one </w:t>
-      </w:r>
-      <w:r>
-        <w:rPr>
-          <w:b/>
-        </w:rPr>
-        <w:t>input</w:t>
-      </w:r>
-      <w:r>
-        <w:rPr>
-          <w:b w:val="0"/>
-        </w:rPr>
-        <w:t>, then run again.</w:t>
-      </w:r>
-    </w:p>
-    <w:p>
-      <w:pPr>
-        <w:spacing w:line="336" w:lineRule="auto" w:after="180"/>
-      </w:pPr>
-      <w:r>
-        <w:rPr>
-          <w:b w:val="0"/>
-        </w:rPr>
-        <w:t xml:space="preserve">Keep code, </w:t>
-      </w:r>
-      <w:r>
-        <w:rPr>
-          <w:b/>
-        </w:rPr>
-        <w:t>prediction</w:t>
-      </w:r>
-      <w:r>
-        <w:rPr>
-          <w:b w:val="0"/>
-        </w:rPr>
-        <w:t>s, actual results and a reasoned revision together. On paper, label your result as a trace rather than an execution.</w:t>
-      </w:r>
-    </w:p>
-    <w:p>
-      <w:pPr>
-        <w:pStyle w:val="Heading3"/>
-      </w:pPr>
-      <w:r>
         <w:t>Keep your completed work</w:t>
       </w:r>
     </w:p>
     <w:p>
       <w:pPr>
-        <w:spacing w:line="336" w:lineRule="auto" w:after="180"/>
-      </w:pPr>
-      <w:r>
-        <w:rPr>
-          <w:b w:val="0"/>
-        </w:rPr>
-        <w:t xml:space="preserve">Use Download completed work in the hosted lesson to export your answers, reflections, practice feedback and code-run </w:t>
-      </w:r>
-      <w:r>
-        <w:rPr>
-          <w:b/>
-        </w:rPr>
-        <w:t>evidence</w:t>
-      </w:r>
-      <w:r>
-        <w:rPr>
-          <w:b w:val="0"/>
-        </w:rPr>
-        <w:t>. Open the HTML copy to read or print it.</w:t>
-      </w:r>
-    </w:p>
-    <w:p>
-      <w:pPr>
-        <w:spacing w:line="336" w:lineRule="auto" w:after="180"/>
-      </w:pPr>
-      <w:r>
-        <w:rPr>
-          <w:b w:val="0"/>
-        </w:rPr>
-        <w:t>Drafts stay in this browser when storage is available; clear drafts on a shared device.</w:t>
-      </w:r>
-    </w:p>
-    <w:p>
-      <w:pPr>
-        <w:pStyle w:val="Heading3"/>
-      </w:pPr>
-      <w:r>
-        <w:t>What I repaired, the evidence I kept and the next test</w:t>
-      </w:r>
-    </w:p>
-    <w:p>
-      <w:r>
-        <w:t>________________________________________________________________</w:t>
-      </w:r>
-    </w:p>
-    <w:p>
-      <w:r>
-        <w:t>________________________________________________________________</w:t>
-      </w:r>
-    </w:p>
-    <w:p>
-      <w:r>
-        <w:t>________________________________________________________________</w:t>
-      </w:r>
-    </w:p>
-    <w:p>
-      <w:r>
-        <w:t>________________________________________________________________</w:t>
-      </w:r>
-    </w:p>
-    <w:p>
-      <w:r>
-        <w:t>________________________________________________________________</w:t>
-      </w:r>
-    </w:p>
-    <w:p>
-      <w:pPr>
         <w:pStyle w:val="Heading1"/>
       </w:pPr>
       <w:r>
-        <w:t>15. Visual concept journey</w:t>
-      </w:r>
-    </w:p>
-    <w:p>
-      <w:r>
-        <w:t>Explain each Loops and trace tables picture from its labels, then record a relevant limit.</w:t>
-      </w:r>
-    </w:p>
-    <w:p>
-      <w:pPr>
-        <w:pStyle w:val="Heading3"/>
+        <w:t>15. Reference · Six-picture response sheets</w:t>
+      </w:r>
+    </w:p>
+    <w:p>
+      <w:r>
+        <w:t>Use the picture relevant to a current gap.</w:t>
+      </w:r>
+    </w:p>
+    <w:p>
+      <w:pPr>
+        <w:pStyle w:val="Heading2"/>
       </w:pPr>
       <w:r>
         <w:t>01. Loops and trace tables: the case</w:t>
@@ -2433,7 +2083,6 @@
     <w:p>
       <w:pPr>
         <w:spacing w:line="336" w:lineRule="auto" w:after="180"/>
-        <w:shd w:fill="F5F1FB"/>
       </w:pPr>
       <w:r>
         <w:rPr>
@@ -2472,7 +2121,7 @@
     </w:p>
     <w:p>
       <w:pPr>
-        <w:pStyle w:val="Heading3"/>
+        <w:pStyle w:val="Heading2"/>
       </w:pPr>
       <w:r>
         <w:t>02. Follow the deciding steps</w:t>
@@ -2540,7 +2189,6 @@
     <w:p>
       <w:pPr>
         <w:spacing w:line="336" w:lineRule="auto" w:after="180"/>
-        <w:shd w:fill="F5F1FB"/>
       </w:pPr>
       <w:r>
         <w:rPr>
@@ -2591,7 +2239,7 @@
     </w:p>
     <w:p>
       <w:pPr>
-        <w:pStyle w:val="Heading3"/>
+        <w:pStyle w:val="Heading2"/>
       </w:pPr>
       <w:r>
         <w:t>03. Running total after each visited value</w:t>
@@ -2658,7 +2306,6 @@
     <w:p>
       <w:pPr>
         <w:spacing w:line="336" w:lineRule="auto" w:after="180"/>
-        <w:shd w:fill="F5F1FB"/>
       </w:pPr>
       <w:r>
         <w:rPr>
@@ -2697,7 +2344,7 @@
     </w:p>
     <w:p>
       <w:pPr>
-        <w:pStyle w:val="Heading3"/>
+        <w:pStyle w:val="Heading2"/>
       </w:pPr>
       <w:r>
         <w:t>04. Change one thing. Trace what follows.</w:t>
@@ -2800,7 +2447,6 @@
     <w:p>
       <w:pPr>
         <w:spacing w:line="336" w:lineRule="auto" w:after="180"/>
-        <w:shd w:fill="F5F1FB"/>
       </w:pPr>
       <w:r>
         <w:rPr>
@@ -2839,7 +2485,7 @@
     </w:p>
     <w:p>
       <w:pPr>
-        <w:pStyle w:val="Heading3"/>
+        <w:pStyle w:val="Heading2"/>
       </w:pPr>
       <w:r>
         <w:t>05. Connect the explanation to its limit</w:t>
@@ -2966,7 +2612,6 @@
     <w:p>
       <w:pPr>
         <w:spacing w:line="336" w:lineRule="auto" w:after="180"/>
-        <w:shd w:fill="F5F1FB"/>
       </w:pPr>
       <w:r>
         <w:rPr>
@@ -3005,7 +2650,7 @@
     </w:p>
     <w:p>
       <w:pPr>
-        <w:pStyle w:val="Heading3"/>
+        <w:pStyle w:val="Heading2"/>
       </w:pPr>
       <w:r>
         <w:t>06. Make the idea visible in your project</w:t>
@@ -3108,7 +2753,6 @@
     <w:p>
       <w:pPr>
         <w:spacing w:line="336" w:lineRule="auto" w:after="180"/>
-        <w:shd w:fill="F5F1FB"/>
       </w:pPr>
       <w:r>
         <w:rPr>
@@ -3155,6 +2799,62 @@
     <w:p>
       <w:r>
         <w:t>________________________________________________________________</w:t>
+      </w:r>
+    </w:p>
+    <w:p>
+      <w:pPr>
+        <w:pStyle w:val="Heading2"/>
+      </w:pPr>
+      <w:r>
+        <w:t>Earlier wording, alternatives and picture transcripts · reference / check after trying</w:t>
+      </w:r>
+    </w:p>
+    <w:p>
+      <w:pPr>
+        <w:pStyle w:val="Heading3"/>
+      </w:pPr>
+      <w:r>
+        <w:t>01. Loops and trace tables: the case</w:t>
+      </w:r>
+    </w:p>
+    <w:p>
+      <w:pPr>
+        <w:pStyle w:val="Heading3"/>
+      </w:pPr>
+      <w:r>
+        <w:t>02. Follow the deciding steps</w:t>
+      </w:r>
+    </w:p>
+    <w:p>
+      <w:pPr>
+        <w:pStyle w:val="Heading3"/>
+      </w:pPr>
+      <w:r>
+        <w:t>03. Running total after each visited value</w:t>
+      </w:r>
+    </w:p>
+    <w:p>
+      <w:pPr>
+        <w:pStyle w:val="Heading3"/>
+      </w:pPr>
+      <w:r>
+        <w:t>04. Change one thing. Trace what follows.</w:t>
+      </w:r>
+    </w:p>
+    <w:p>
+      <w:pPr>
+        <w:pStyle w:val="Heading3"/>
+      </w:pPr>
+      <w:r>
+        <w:t>05. Connect the explanation to its limit</w:t>
+      </w:r>
+    </w:p>
+    <w:p>
+      <w:pPr>
+        <w:pStyle w:val="Heading3"/>
+      </w:pPr>
+      <w:r>
+        <w:t>06. Make the idea visible in your project</w:t>
       </w:r>
     </w:p>
     <w:sectPr>
